--- a/Collatio/19/1. Textos/1. Marcados/19-B.docx
+++ b/Collatio/19/1. Textos/1. Marcados/19-B.docx
@@ -1,15 +1,17 @@
 
 <file path=word/document.xml><?xml version="1.0" encoding="utf-8"?>
-<w:document xmlns:wpc="http://schemas.microsoft.com/office/word/2010/wordprocessingCanvas" xmlns:cx="http://schemas.microsoft.com/office/drawing/2014/chartex" xmlns:cx1="http://schemas.microsoft.com/office/drawing/2015/9/8/chartex" xmlns:cx2="http://schemas.microsoft.com/office/drawing/2015/10/21/chartex" xmlns:cx3="http://schemas.microsoft.com/office/drawing/2016/5/9/chartex" xmlns:cx4="http://schemas.microsoft.com/office/drawing/2016/5/10/chartex" xmlns:cx5="http://schemas.microsoft.com/office/drawing/2016/5/11/chartex" xmlns:cx6="http://schemas.microsoft.com/office/drawing/2016/5/12/chartex" xmlns:cx7="http://schemas.microsoft.com/office/drawing/2016/5/13/chartex" xmlns:cx8="http://schemas.microsoft.com/office/drawing/2016/5/14/chartex" xmlns:mc="http://schemas.openxmlformats.org/markup-compatibility/2006" xmlns:aink="http://schemas.microsoft.com/office/drawing/2016/ink" xmlns:am3d="http://schemas.microsoft.com/office/drawing/2017/model3d" xmlns:o="urn:schemas-microsoft-com:office:office" xmlns:oel="http://schemas.microsoft.com/office/2019/extlst" xmlns:r="http://schemas.openxmlformats.org/officeDocument/2006/relationships" xmlns:m="http://schemas.openxmlformats.org/officeDocument/2006/math" xmlns:v="urn:schemas-microsoft-com:vml" xmlns:wp14="http://schemas.microsoft.com/office/word/2010/wordprocessingDrawing" xmlns:wp="http://schemas.openxmlformats.org/drawingml/2006/wordprocessingDrawing" xmlns:w10="urn:schemas-microsoft-com:office:word" xmlns:w="http://schemas.openxmlformats.org/wordprocessingml/2006/main" xmlns:w14="http://schemas.microsoft.com/office/word/2010/wordml" xmlns:w15="http://schemas.microsoft.com/office/word/2012/wordml" xmlns:w16cex="http://schemas.microsoft.com/office/word/2018/wordml/cex" xmlns:w16cid="http://schemas.microsoft.com/office/word/2016/wordml/cid" xmlns:w16="http://schemas.microsoft.com/office/word/2018/wordml" xmlns:w16sdtdh="http://schemas.microsoft.com/office/word/2020/wordml/sdtdatahash" xmlns:w16se="http://schemas.microsoft.com/office/word/2015/wordml/symex" xmlns:wpg="http://schemas.microsoft.com/office/word/2010/wordprocessingGroup" xmlns:wpi="http://schemas.microsoft.com/office/word/2010/wordprocessingInk" xmlns:wne="http://schemas.microsoft.com/office/word/2006/wordml" xmlns:wps="http://schemas.microsoft.com/office/word/2010/wordprocessingShape" mc:Ignorable="w14 w15 w16se w16cid w16 w16cex w16sdtdh wp14">
+<w:document xmlns:wpc="http://schemas.microsoft.com/office/word/2010/wordprocessingCanvas" xmlns:cx="http://schemas.microsoft.com/office/drawing/2014/chartex" xmlns:cx1="http://schemas.microsoft.com/office/drawing/2015/9/8/chartex" xmlns:cx2="http://schemas.microsoft.com/office/drawing/2015/10/21/chartex" xmlns:cx3="http://schemas.microsoft.com/office/drawing/2016/5/9/chartex" xmlns:cx4="http://schemas.microsoft.com/office/drawing/2016/5/10/chartex" xmlns:cx5="http://schemas.microsoft.com/office/drawing/2016/5/11/chartex" xmlns:cx6="http://schemas.microsoft.com/office/drawing/2016/5/12/chartex" xmlns:cx7="http://schemas.microsoft.com/office/drawing/2016/5/13/chartex" xmlns:cx8="http://schemas.microsoft.com/office/drawing/2016/5/14/chartex" xmlns:mc="http://schemas.openxmlformats.org/markup-compatibility/2006" xmlns:aink="http://schemas.microsoft.com/office/drawing/2016/ink" xmlns:am3d="http://schemas.microsoft.com/office/drawing/2017/model3d" xmlns:o="urn:schemas-microsoft-com:office:office" xmlns:oel="http://schemas.microsoft.com/office/2019/extlst" xmlns:r="http://schemas.openxmlformats.org/officeDocument/2006/relationships" xmlns:m="http://schemas.openxmlformats.org/officeDocument/2006/math" xmlns:v="urn:schemas-microsoft-com:vml" xmlns:wp14="http://schemas.microsoft.com/office/word/2010/wordprocessingDrawing" xmlns:wp="http://schemas.openxmlformats.org/drawingml/2006/wordprocessingDrawing" xmlns:w10="urn:schemas-microsoft-com:office:word" xmlns:w="http://schemas.openxmlformats.org/wordprocessingml/2006/main" xmlns:w14="http://schemas.microsoft.com/office/word/2010/wordml" xmlns:w15="http://schemas.microsoft.com/office/word/2012/wordml" xmlns:w16cex="http://schemas.microsoft.com/office/word/2018/wordml/cex" xmlns:w16cid="http://schemas.microsoft.com/office/word/2016/wordml/cid" xmlns:w16="http://schemas.microsoft.com/office/word/2018/wordml" xmlns:w16du="http://schemas.microsoft.com/office/word/2023/wordml/word16du" xmlns:w16sdtdh="http://schemas.microsoft.com/office/word/2020/wordml/sdtdatahash" xmlns:w16sdtfl="http://schemas.microsoft.com/office/word/2024/wordml/sdtformatlock" xmlns:w16se="http://schemas.microsoft.com/office/word/2015/wordml/symex" xmlns:wpg="http://schemas.microsoft.com/office/word/2010/wordprocessingGroup" xmlns:wpi="http://schemas.microsoft.com/office/word/2010/wordprocessingInk" xmlns:wne="http://schemas.microsoft.com/office/word/2006/wordml" xmlns:wps="http://schemas.microsoft.com/office/word/2010/wordprocessingShape" mc:Ignorable="w14 w15 w16se w16cid w16 w16cex w16sdtdh w16sdtfl w16du wp14">
   <w:body>
     <w:p>
       <w:pPr>
         <w:rPr>
+          <w:rFonts w:ascii="Brill" w:hAnsi="Brill"/>
           <w:lang w:val="es-ES"/>
         </w:rPr>
       </w:pPr>
       <w:r>
         <w:rPr>
+          <w:rFonts w:ascii="Brill" w:hAnsi="Brill"/>
           <w:color w:val="FF0000"/>
           <w:lang w:val="es-ES"/>
         </w:rPr>
@@ -17,30 +19,334 @@
       </w:r>
       <w:r>
         <w:rPr>
-          <w:lang w:val="es-ES"/>
-        </w:rPr>
-        <w:t xml:space="preserve">pregunto el dicipulo al maestro e dixo maestro ruego te que me digas por que razon fizo dios que naciese Eva de la costiella de Adan e la non fizo nacer de la tierra asi como a Adan su padre e su marido ca tengo yo que muy bien lo podiera fazer si quisiera asi como fizo lo de Adan % ca tan poderoso era el de fazer lo uno como lo al % respondio el maestro a esto te respondere yo muy bien e muy aina verdat es que dios crio a </w:t>
-      </w:r>
-      <w:r>
-        <w:rPr>
-          <w:lang w:val="es-ES"/>
-        </w:rPr>
-        <w:t>E</w:t>
-      </w:r>
-      <w:r>
-        <w:rPr>
-          <w:lang w:val="es-ES"/>
-        </w:rPr>
-        <w:t xml:space="preserve">va de la costiella de Adan e quando lo el fizo non lo fizo por mengua de poder % ca tan poderoso era el de fazer a ella como fue de fazer Adan sin tomar de Adan ninguna cosa mas quiero que sepas aqui en este lugar una cosa % e todas las cosas que </w:t>
-      </w:r>
-      <w:r>
-        <w:rPr>
-          <w:lang w:val="es-ES"/>
-        </w:rPr>
-        <w:t xml:space="preserve">dios fizo </w:t>
-      </w:r>
-      <w:r>
-        <w:rPr>
+          <w:rFonts w:ascii="Brill" w:hAnsi="Brill"/>
+          <w:lang w:val="es-ES"/>
+        </w:rPr>
+        <w:t xml:space="preserve">pregunto el </w:t>
+      </w:r>
+      <w:proofErr w:type="spellStart"/>
+      <w:r>
+        <w:rPr>
+          <w:rFonts w:ascii="Brill" w:hAnsi="Brill"/>
+          <w:lang w:val="es-ES"/>
+        </w:rPr>
+        <w:t>dicipulo</w:t>
+      </w:r>
+      <w:proofErr w:type="spellEnd"/>
+      <w:r>
+        <w:rPr>
+          <w:rFonts w:ascii="Brill" w:hAnsi="Brill"/>
+          <w:lang w:val="es-ES"/>
+        </w:rPr>
+        <w:t xml:space="preserve"> al maestro e dixo maestro ruego te que me digas </w:t>
+      </w:r>
+      <w:proofErr w:type="spellStart"/>
+      <w:r>
+        <w:rPr>
+          <w:rFonts w:ascii="Brill" w:hAnsi="Brill"/>
+          <w:lang w:val="es-ES"/>
+        </w:rPr>
+        <w:t>por que</w:t>
+      </w:r>
+      <w:proofErr w:type="spellEnd"/>
+      <w:r>
+        <w:rPr>
+          <w:rFonts w:ascii="Brill" w:hAnsi="Brill"/>
+          <w:lang w:val="es-ES"/>
+        </w:rPr>
+        <w:t xml:space="preserve"> </w:t>
+      </w:r>
+      <w:proofErr w:type="spellStart"/>
+      <w:r>
+        <w:rPr>
+          <w:rFonts w:ascii="Brill" w:hAnsi="Brill"/>
+          <w:lang w:val="es-ES"/>
+        </w:rPr>
+        <w:t>razon</w:t>
+      </w:r>
+      <w:proofErr w:type="spellEnd"/>
+      <w:r>
+        <w:rPr>
+          <w:rFonts w:ascii="Brill" w:hAnsi="Brill"/>
+          <w:lang w:val="es-ES"/>
+        </w:rPr>
+        <w:t xml:space="preserve"> fizo dios que naciese Eva de la </w:t>
+      </w:r>
+      <w:proofErr w:type="spellStart"/>
+      <w:r>
+        <w:rPr>
+          <w:rFonts w:ascii="Brill" w:hAnsi="Brill"/>
+          <w:lang w:val="es-ES"/>
+        </w:rPr>
+        <w:t>costiella</w:t>
+      </w:r>
+      <w:proofErr w:type="spellEnd"/>
+      <w:r>
+        <w:rPr>
+          <w:rFonts w:ascii="Brill" w:hAnsi="Brill"/>
+          <w:lang w:val="es-ES"/>
+        </w:rPr>
+        <w:t xml:space="preserve"> de </w:t>
+      </w:r>
+      <w:proofErr w:type="spellStart"/>
+      <w:r>
+        <w:rPr>
+          <w:rFonts w:ascii="Brill" w:hAnsi="Brill"/>
+          <w:lang w:val="es-ES"/>
+        </w:rPr>
+        <w:t>Adan</w:t>
+      </w:r>
+      <w:proofErr w:type="spellEnd"/>
+      <w:r>
+        <w:rPr>
+          <w:rFonts w:ascii="Brill" w:hAnsi="Brill"/>
+          <w:lang w:val="es-ES"/>
+        </w:rPr>
+        <w:t xml:space="preserve"> e la non fizo nacer de la tierra </w:t>
+      </w:r>
+      <w:proofErr w:type="spellStart"/>
+      <w:r>
+        <w:rPr>
+          <w:rFonts w:ascii="Brill" w:hAnsi="Brill"/>
+          <w:lang w:val="es-ES"/>
+        </w:rPr>
+        <w:t>asi</w:t>
+      </w:r>
+      <w:proofErr w:type="spellEnd"/>
+      <w:r>
+        <w:rPr>
+          <w:rFonts w:ascii="Brill" w:hAnsi="Brill"/>
+          <w:lang w:val="es-ES"/>
+        </w:rPr>
+        <w:t xml:space="preserve"> como a </w:t>
+      </w:r>
+      <w:proofErr w:type="spellStart"/>
+      <w:r>
+        <w:rPr>
+          <w:rFonts w:ascii="Brill" w:hAnsi="Brill"/>
+          <w:lang w:val="es-ES"/>
+        </w:rPr>
+        <w:t>Adan</w:t>
+      </w:r>
+      <w:proofErr w:type="spellEnd"/>
+      <w:r>
+        <w:rPr>
+          <w:rFonts w:ascii="Brill" w:hAnsi="Brill"/>
+          <w:lang w:val="es-ES"/>
+        </w:rPr>
+        <w:t xml:space="preserve"> su padre e su marido ca tengo yo que muy bien lo podiera fazer si quisiera </w:t>
+      </w:r>
+      <w:proofErr w:type="spellStart"/>
+      <w:r>
+        <w:rPr>
+          <w:rFonts w:ascii="Brill" w:hAnsi="Brill"/>
+          <w:lang w:val="es-ES"/>
+        </w:rPr>
+        <w:t>asi</w:t>
+      </w:r>
+      <w:proofErr w:type="spellEnd"/>
+      <w:r>
+        <w:rPr>
+          <w:rFonts w:ascii="Brill" w:hAnsi="Brill"/>
+          <w:lang w:val="es-ES"/>
+        </w:rPr>
+        <w:t xml:space="preserve"> como fizo lo de </w:t>
+      </w:r>
+      <w:proofErr w:type="spellStart"/>
+      <w:r>
+        <w:rPr>
+          <w:rFonts w:ascii="Brill" w:hAnsi="Brill"/>
+          <w:lang w:val="es-ES"/>
+        </w:rPr>
+        <w:t>Adan</w:t>
+      </w:r>
+      <w:proofErr w:type="spellEnd"/>
+      <w:r>
+        <w:rPr>
+          <w:rFonts w:ascii="Brill" w:hAnsi="Brill"/>
+          <w:lang w:val="es-ES"/>
+        </w:rPr>
+        <w:t xml:space="preserve"> % ca tan poderoso era el de fazer lo uno como lo </w:t>
+      </w:r>
+      <w:proofErr w:type="spellStart"/>
+      <w:r>
+        <w:rPr>
+          <w:rFonts w:ascii="Brill" w:hAnsi="Brill"/>
+          <w:lang w:val="es-ES"/>
+        </w:rPr>
+        <w:t>al</w:t>
+      </w:r>
+      <w:proofErr w:type="spellEnd"/>
+      <w:r>
+        <w:rPr>
+          <w:rFonts w:ascii="Brill" w:hAnsi="Brill"/>
+          <w:lang w:val="es-ES"/>
+        </w:rPr>
+        <w:t xml:space="preserve"> % </w:t>
+      </w:r>
+      <w:proofErr w:type="spellStart"/>
+      <w:r>
+        <w:rPr>
+          <w:rFonts w:ascii="Brill" w:hAnsi="Brill"/>
+          <w:lang w:val="es-ES"/>
+        </w:rPr>
+        <w:t>respondio</w:t>
+      </w:r>
+      <w:proofErr w:type="spellEnd"/>
+      <w:r>
+        <w:rPr>
+          <w:rFonts w:ascii="Brill" w:hAnsi="Brill"/>
+          <w:lang w:val="es-ES"/>
+        </w:rPr>
+        <w:t xml:space="preserve"> el maestro a esto te </w:t>
+      </w:r>
+      <w:proofErr w:type="spellStart"/>
+      <w:r>
+        <w:rPr>
+          <w:rFonts w:ascii="Brill" w:hAnsi="Brill"/>
+          <w:lang w:val="es-ES"/>
+        </w:rPr>
+        <w:t>respondere</w:t>
+      </w:r>
+      <w:proofErr w:type="spellEnd"/>
+      <w:r>
+        <w:rPr>
+          <w:rFonts w:ascii="Brill" w:hAnsi="Brill"/>
+          <w:lang w:val="es-ES"/>
+        </w:rPr>
+        <w:t xml:space="preserve"> yo muy bien e muy aina verdat es que dios crio a Eva de la </w:t>
+      </w:r>
+      <w:proofErr w:type="spellStart"/>
+      <w:r>
+        <w:rPr>
+          <w:rFonts w:ascii="Brill" w:hAnsi="Brill"/>
+          <w:lang w:val="es-ES"/>
+        </w:rPr>
+        <w:t>costiella</w:t>
+      </w:r>
+      <w:proofErr w:type="spellEnd"/>
+      <w:r>
+        <w:rPr>
+          <w:rFonts w:ascii="Brill" w:hAnsi="Brill"/>
+          <w:lang w:val="es-ES"/>
+        </w:rPr>
+        <w:t xml:space="preserve"> de </w:t>
+      </w:r>
+      <w:proofErr w:type="spellStart"/>
+      <w:r>
+        <w:rPr>
+          <w:rFonts w:ascii="Brill" w:hAnsi="Brill"/>
+          <w:lang w:val="es-ES"/>
+        </w:rPr>
+        <w:t>Adan</w:t>
+      </w:r>
+      <w:proofErr w:type="spellEnd"/>
+      <w:r>
+        <w:rPr>
+          <w:rFonts w:ascii="Brill" w:hAnsi="Brill"/>
+          <w:lang w:val="es-ES"/>
+        </w:rPr>
+        <w:t xml:space="preserve"> e </w:t>
+      </w:r>
+      <w:proofErr w:type="spellStart"/>
+      <w:r>
+        <w:rPr>
+          <w:rFonts w:ascii="Brill" w:hAnsi="Brill"/>
+          <w:lang w:val="es-ES"/>
+        </w:rPr>
+        <w:t>quando</w:t>
+      </w:r>
+      <w:proofErr w:type="spellEnd"/>
+      <w:r>
+        <w:rPr>
+          <w:rFonts w:ascii="Brill" w:hAnsi="Brill"/>
+          <w:lang w:val="es-ES"/>
+        </w:rPr>
+        <w:t xml:space="preserve"> lo </w:t>
+      </w:r>
+      <w:proofErr w:type="spellStart"/>
+      <w:r>
+        <w:rPr>
+          <w:rFonts w:ascii="Brill" w:hAnsi="Brill"/>
+          <w:lang w:val="es-ES"/>
+        </w:rPr>
+        <w:t>el</w:t>
+      </w:r>
+      <w:proofErr w:type="spellEnd"/>
+      <w:r>
+        <w:rPr>
+          <w:rFonts w:ascii="Brill" w:hAnsi="Brill"/>
+          <w:lang w:val="es-ES"/>
+        </w:rPr>
+        <w:t xml:space="preserve"> fizo non lo fizo por mengua de poder % ca tan poderoso era el de fazer a ella como fue de fazer </w:t>
+      </w:r>
+      <w:proofErr w:type="spellStart"/>
+      <w:r>
+        <w:rPr>
+          <w:rFonts w:ascii="Brill" w:hAnsi="Brill"/>
+          <w:lang w:val="es-ES"/>
+        </w:rPr>
+        <w:t>Adan</w:t>
+      </w:r>
+      <w:proofErr w:type="spellEnd"/>
+      <w:r>
+        <w:rPr>
+          <w:rFonts w:ascii="Brill" w:hAnsi="Brill"/>
+          <w:lang w:val="es-ES"/>
+        </w:rPr>
+        <w:t xml:space="preserve"> sin tomar de </w:t>
+      </w:r>
+      <w:proofErr w:type="spellStart"/>
+      <w:r>
+        <w:rPr>
+          <w:rFonts w:ascii="Brill" w:hAnsi="Brill"/>
+          <w:lang w:val="es-ES"/>
+        </w:rPr>
+        <w:t>Adan</w:t>
+      </w:r>
+      <w:proofErr w:type="spellEnd"/>
+      <w:r>
+        <w:rPr>
+          <w:rFonts w:ascii="Brill" w:hAnsi="Brill"/>
+          <w:lang w:val="es-ES"/>
+        </w:rPr>
+        <w:t xml:space="preserve"> ninguna cosa </w:t>
+      </w:r>
+      <w:proofErr w:type="spellStart"/>
+      <w:r>
+        <w:rPr>
+          <w:rFonts w:ascii="Brill" w:hAnsi="Brill"/>
+          <w:lang w:val="es-ES"/>
+        </w:rPr>
+        <w:t>mas</w:t>
+      </w:r>
+      <w:proofErr w:type="spellEnd"/>
+      <w:r>
+        <w:rPr>
+          <w:rFonts w:ascii="Brill" w:hAnsi="Brill"/>
+          <w:lang w:val="es-ES"/>
+        </w:rPr>
+        <w:t xml:space="preserve"> quiero que sepas </w:t>
+      </w:r>
+      <w:proofErr w:type="spellStart"/>
+      <w:r>
+        <w:rPr>
+          <w:rFonts w:ascii="Brill" w:hAnsi="Brill"/>
+          <w:lang w:val="es-ES"/>
+        </w:rPr>
+        <w:t>aqui</w:t>
+      </w:r>
+      <w:proofErr w:type="spellEnd"/>
+      <w:r>
+        <w:rPr>
+          <w:rFonts w:ascii="Brill" w:hAnsi="Brill"/>
+          <w:lang w:val="es-ES"/>
+        </w:rPr>
+        <w:t xml:space="preserve"> en este lugar una cosa % e todas las cosas que dios fizo </w:t>
+      </w:r>
+      <w:r>
+        <w:rPr>
+          <w:rFonts w:ascii="Brill" w:hAnsi="Brill"/>
           <w:color w:val="FF0000"/>
           <w:lang w:val="es-ES"/>
         </w:rPr>
@@ -48,18 +354,398 @@
       </w:r>
       <w:r>
         <w:rPr>
-          <w:lang w:val="es-ES"/>
-        </w:rPr>
-        <w:t>en todas conto el dos tienpos el tienpo presente que quier dezir de luego en que ombre esta % desi el segundo tienpo de adelantre en que han de acaescer las cosas que han de venir % e contando</w:t>
-      </w:r>
-      <w:r>
-        <w:rPr>
-          <w:lang w:val="es-ES"/>
-        </w:rPr>
-        <w:t xml:space="preserve"> el estos dos tienpos quiso el fazer quatro generaciones que fuese departida la una de la otra segund que te yo agora dire % la primera fizo a Adan que non ovo padre nin madre que en lugar de padre ovo a dios % que lo formo e lo crio e por madre la tierra de que fue fecho pues ves tu ya que esta primera generacion que fue sin padre e sin madre % la segunda fue Eva que quiso dios que naciese de Adan e non oviese padre que ovo a Adan por padre de que fue fecha % pues ves que la segunda fue de padre e sin madre % la tercera generacion es esta por que se perdio todo el mundo de los que nascen de padre e de madre % la quarta generacion fue de Jesucristo fijo de dios verdadero que nacio de santa Maria su madre que non ovo otro padre si non dios padre pues estas generaciones que te agora dixe quiero te departir la manera en como obro cada una d ellas % luego la primera fue Adan non seyendo el fecho de semiente </w:t>
-      </w:r>
-      <w:r>
-        <w:rPr>
+          <w:rFonts w:ascii="Brill" w:hAnsi="Brill"/>
+          <w:lang w:val="es-ES"/>
+        </w:rPr>
+        <w:t xml:space="preserve">en todas conto el dos </w:t>
+      </w:r>
+      <w:proofErr w:type="spellStart"/>
+      <w:r>
+        <w:rPr>
+          <w:rFonts w:ascii="Brill" w:hAnsi="Brill"/>
+          <w:lang w:val="es-ES"/>
+        </w:rPr>
+        <w:t>tienpos</w:t>
+      </w:r>
+      <w:proofErr w:type="spellEnd"/>
+      <w:r>
+        <w:rPr>
+          <w:rFonts w:ascii="Brill" w:hAnsi="Brill"/>
+          <w:lang w:val="es-ES"/>
+        </w:rPr>
+        <w:t xml:space="preserve"> el </w:t>
+      </w:r>
+      <w:proofErr w:type="spellStart"/>
+      <w:r>
+        <w:rPr>
+          <w:rFonts w:ascii="Brill" w:hAnsi="Brill"/>
+          <w:lang w:val="es-ES"/>
+        </w:rPr>
+        <w:t>tienpo</w:t>
+      </w:r>
+      <w:proofErr w:type="spellEnd"/>
+      <w:r>
+        <w:rPr>
+          <w:rFonts w:ascii="Brill" w:hAnsi="Brill"/>
+          <w:lang w:val="es-ES"/>
+        </w:rPr>
+        <w:t xml:space="preserve"> presente que quier dezir de luego en que ombre </w:t>
+      </w:r>
+      <w:proofErr w:type="spellStart"/>
+      <w:r>
+        <w:rPr>
+          <w:rFonts w:ascii="Brill" w:hAnsi="Brill"/>
+          <w:lang w:val="es-ES"/>
+        </w:rPr>
+        <w:t>esta</w:t>
+      </w:r>
+      <w:proofErr w:type="spellEnd"/>
+      <w:r>
+        <w:rPr>
+          <w:rFonts w:ascii="Brill" w:hAnsi="Brill"/>
+          <w:lang w:val="es-ES"/>
+        </w:rPr>
+        <w:t xml:space="preserve"> % </w:t>
+      </w:r>
+      <w:proofErr w:type="spellStart"/>
+      <w:r>
+        <w:rPr>
+          <w:rFonts w:ascii="Brill" w:hAnsi="Brill"/>
+          <w:lang w:val="es-ES"/>
+        </w:rPr>
+        <w:t>desi</w:t>
+      </w:r>
+      <w:proofErr w:type="spellEnd"/>
+      <w:r>
+        <w:rPr>
+          <w:rFonts w:ascii="Brill" w:hAnsi="Brill"/>
+          <w:lang w:val="es-ES"/>
+        </w:rPr>
+        <w:t xml:space="preserve"> el segundo </w:t>
+      </w:r>
+      <w:proofErr w:type="spellStart"/>
+      <w:r>
+        <w:rPr>
+          <w:rFonts w:ascii="Brill" w:hAnsi="Brill"/>
+          <w:lang w:val="es-ES"/>
+        </w:rPr>
+        <w:t>tienpo</w:t>
+      </w:r>
+      <w:proofErr w:type="spellEnd"/>
+      <w:r>
+        <w:rPr>
+          <w:rFonts w:ascii="Brill" w:hAnsi="Brill"/>
+          <w:lang w:val="es-ES"/>
+        </w:rPr>
+        <w:t xml:space="preserve"> de </w:t>
+      </w:r>
+      <w:proofErr w:type="spellStart"/>
+      <w:r>
+        <w:rPr>
+          <w:rFonts w:ascii="Brill" w:hAnsi="Brill"/>
+          <w:lang w:val="es-ES"/>
+        </w:rPr>
+        <w:t>adelantre</w:t>
+      </w:r>
+      <w:proofErr w:type="spellEnd"/>
+      <w:r>
+        <w:rPr>
+          <w:rFonts w:ascii="Brill" w:hAnsi="Brill"/>
+          <w:lang w:val="es-ES"/>
+        </w:rPr>
+        <w:t xml:space="preserve"> en que han de </w:t>
+      </w:r>
+      <w:proofErr w:type="spellStart"/>
+      <w:r>
+        <w:rPr>
+          <w:rFonts w:ascii="Brill" w:hAnsi="Brill"/>
+          <w:lang w:val="es-ES"/>
+        </w:rPr>
+        <w:t>acaescer</w:t>
+      </w:r>
+      <w:proofErr w:type="spellEnd"/>
+      <w:r>
+        <w:rPr>
+          <w:rFonts w:ascii="Brill" w:hAnsi="Brill"/>
+          <w:lang w:val="es-ES"/>
+        </w:rPr>
+        <w:t xml:space="preserve"> las cosas que han de venir % e contando el estos dos </w:t>
+      </w:r>
+      <w:proofErr w:type="spellStart"/>
+      <w:r>
+        <w:rPr>
+          <w:rFonts w:ascii="Brill" w:hAnsi="Brill"/>
+          <w:lang w:val="es-ES"/>
+        </w:rPr>
+        <w:t>tienpos</w:t>
+      </w:r>
+      <w:proofErr w:type="spellEnd"/>
+      <w:r>
+        <w:rPr>
+          <w:rFonts w:ascii="Brill" w:hAnsi="Brill"/>
+          <w:lang w:val="es-ES"/>
+        </w:rPr>
+        <w:t xml:space="preserve"> quiso el fazer </w:t>
+      </w:r>
+      <w:proofErr w:type="spellStart"/>
+      <w:r>
+        <w:rPr>
+          <w:rFonts w:ascii="Brill" w:hAnsi="Brill"/>
+          <w:lang w:val="es-ES"/>
+        </w:rPr>
+        <w:t>quatro</w:t>
+      </w:r>
+      <w:proofErr w:type="spellEnd"/>
+      <w:r>
+        <w:rPr>
+          <w:rFonts w:ascii="Brill" w:hAnsi="Brill"/>
+          <w:lang w:val="es-ES"/>
+        </w:rPr>
+        <w:t xml:space="preserve"> generaciones que fuese departida la una de la otra segund que te yo agora </w:t>
+      </w:r>
+      <w:proofErr w:type="spellStart"/>
+      <w:r>
+        <w:rPr>
+          <w:rFonts w:ascii="Brill" w:hAnsi="Brill"/>
+          <w:lang w:val="es-ES"/>
+        </w:rPr>
+        <w:t>dire</w:t>
+      </w:r>
+      <w:proofErr w:type="spellEnd"/>
+      <w:r>
+        <w:rPr>
+          <w:rFonts w:ascii="Brill" w:hAnsi="Brill"/>
+          <w:lang w:val="es-ES"/>
+        </w:rPr>
+        <w:t xml:space="preserve"> % la primera fizo a </w:t>
+      </w:r>
+      <w:proofErr w:type="spellStart"/>
+      <w:r>
+        <w:rPr>
+          <w:rFonts w:ascii="Brill" w:hAnsi="Brill"/>
+          <w:lang w:val="es-ES"/>
+        </w:rPr>
+        <w:t>Adan</w:t>
+      </w:r>
+      <w:proofErr w:type="spellEnd"/>
+      <w:r>
+        <w:rPr>
+          <w:rFonts w:ascii="Brill" w:hAnsi="Brill"/>
+          <w:lang w:val="es-ES"/>
+        </w:rPr>
+        <w:t xml:space="preserve"> que non ovo padre nin madre que en lugar de padre ovo a dios % que lo formo e lo crio e por madre la tierra de que fue fecho pues ves tu ya que esta primera </w:t>
+      </w:r>
+      <w:proofErr w:type="spellStart"/>
+      <w:r>
+        <w:rPr>
+          <w:rFonts w:ascii="Brill" w:hAnsi="Brill"/>
+          <w:lang w:val="es-ES"/>
+        </w:rPr>
+        <w:t>generacion</w:t>
+      </w:r>
+      <w:proofErr w:type="spellEnd"/>
+      <w:r>
+        <w:rPr>
+          <w:rFonts w:ascii="Brill" w:hAnsi="Brill"/>
+          <w:lang w:val="es-ES"/>
+        </w:rPr>
+        <w:t xml:space="preserve"> que fue sin padre e sin madre % la segunda fue Eva que quiso dios que naciese de </w:t>
+      </w:r>
+      <w:proofErr w:type="spellStart"/>
+      <w:r>
+        <w:rPr>
+          <w:rFonts w:ascii="Brill" w:hAnsi="Brill"/>
+          <w:lang w:val="es-ES"/>
+        </w:rPr>
+        <w:t>Adan</w:t>
+      </w:r>
+      <w:proofErr w:type="spellEnd"/>
+      <w:r>
+        <w:rPr>
+          <w:rFonts w:ascii="Brill" w:hAnsi="Brill"/>
+          <w:lang w:val="es-ES"/>
+        </w:rPr>
+        <w:t xml:space="preserve"> e non oviese padre que ovo a </w:t>
+      </w:r>
+      <w:proofErr w:type="spellStart"/>
+      <w:r>
+        <w:rPr>
+          <w:rFonts w:ascii="Brill" w:hAnsi="Brill"/>
+          <w:lang w:val="es-ES"/>
+        </w:rPr>
+        <w:t>Adan</w:t>
+      </w:r>
+      <w:proofErr w:type="spellEnd"/>
+      <w:r>
+        <w:rPr>
+          <w:rFonts w:ascii="Brill" w:hAnsi="Brill"/>
+          <w:lang w:val="es-ES"/>
+        </w:rPr>
+        <w:t xml:space="preserve"> por padre de que fue fecha % pues ves que la segunda fue de padre e sin madre % la tercera </w:t>
+      </w:r>
+      <w:proofErr w:type="spellStart"/>
+      <w:r>
+        <w:rPr>
+          <w:rFonts w:ascii="Brill" w:hAnsi="Brill"/>
+          <w:lang w:val="es-ES"/>
+        </w:rPr>
+        <w:t>generacion</w:t>
+      </w:r>
+      <w:proofErr w:type="spellEnd"/>
+      <w:r>
+        <w:rPr>
+          <w:rFonts w:ascii="Brill" w:hAnsi="Brill"/>
+          <w:lang w:val="es-ES"/>
+        </w:rPr>
+        <w:t xml:space="preserve"> es esta </w:t>
+      </w:r>
+      <w:proofErr w:type="spellStart"/>
+      <w:r>
+        <w:rPr>
+          <w:rFonts w:ascii="Brill" w:hAnsi="Brill"/>
+          <w:lang w:val="es-ES"/>
+        </w:rPr>
+        <w:t>por que</w:t>
+      </w:r>
+      <w:proofErr w:type="spellEnd"/>
+      <w:r>
+        <w:rPr>
+          <w:rFonts w:ascii="Brill" w:hAnsi="Brill"/>
+          <w:lang w:val="es-ES"/>
+        </w:rPr>
+        <w:t xml:space="preserve"> se </w:t>
+      </w:r>
+      <w:proofErr w:type="spellStart"/>
+      <w:r>
+        <w:rPr>
+          <w:rFonts w:ascii="Brill" w:hAnsi="Brill"/>
+          <w:lang w:val="es-ES"/>
+        </w:rPr>
+        <w:t>perdio</w:t>
+      </w:r>
+      <w:proofErr w:type="spellEnd"/>
+      <w:r>
+        <w:rPr>
+          <w:rFonts w:ascii="Brill" w:hAnsi="Brill"/>
+          <w:lang w:val="es-ES"/>
+        </w:rPr>
+        <w:t xml:space="preserve"> todo el mundo de los que nascen de padre e de madre % la </w:t>
+      </w:r>
+      <w:proofErr w:type="spellStart"/>
+      <w:r>
+        <w:rPr>
+          <w:rFonts w:ascii="Brill" w:hAnsi="Brill"/>
+          <w:lang w:val="es-ES"/>
+        </w:rPr>
+        <w:t>quarta</w:t>
+      </w:r>
+      <w:proofErr w:type="spellEnd"/>
+      <w:r>
+        <w:rPr>
+          <w:rFonts w:ascii="Brill" w:hAnsi="Brill"/>
+          <w:lang w:val="es-ES"/>
+        </w:rPr>
+        <w:t xml:space="preserve"> </w:t>
+      </w:r>
+      <w:proofErr w:type="spellStart"/>
+      <w:r>
+        <w:rPr>
+          <w:rFonts w:ascii="Brill" w:hAnsi="Brill"/>
+          <w:lang w:val="es-ES"/>
+        </w:rPr>
+        <w:t>generacion</w:t>
+      </w:r>
+      <w:proofErr w:type="spellEnd"/>
+      <w:r>
+        <w:rPr>
+          <w:rFonts w:ascii="Brill" w:hAnsi="Brill"/>
+          <w:lang w:val="es-ES"/>
+        </w:rPr>
+        <w:t xml:space="preserve"> fue de Jesucristo fijo de dios verdadero que </w:t>
+      </w:r>
+      <w:proofErr w:type="spellStart"/>
+      <w:r>
+        <w:rPr>
+          <w:rFonts w:ascii="Brill" w:hAnsi="Brill"/>
+          <w:lang w:val="es-ES"/>
+        </w:rPr>
+        <w:t>nacio</w:t>
+      </w:r>
+      <w:proofErr w:type="spellEnd"/>
+      <w:r>
+        <w:rPr>
+          <w:rFonts w:ascii="Brill" w:hAnsi="Brill"/>
+          <w:lang w:val="es-ES"/>
+        </w:rPr>
+        <w:t xml:space="preserve"> de santa </w:t>
+      </w:r>
+      <w:proofErr w:type="spellStart"/>
+      <w:r>
+        <w:rPr>
+          <w:rFonts w:ascii="Brill" w:hAnsi="Brill"/>
+          <w:lang w:val="es-ES"/>
+        </w:rPr>
+        <w:t>Maria</w:t>
+      </w:r>
+      <w:proofErr w:type="spellEnd"/>
+      <w:r>
+        <w:rPr>
+          <w:rFonts w:ascii="Brill" w:hAnsi="Brill"/>
+          <w:lang w:val="es-ES"/>
+        </w:rPr>
+        <w:t xml:space="preserve"> su madre que non ovo otro padre si non dios padre pues estas generaciones que te agora dixe quiero te departir la manera en </w:t>
+      </w:r>
+      <w:proofErr w:type="spellStart"/>
+      <w:r>
+        <w:rPr>
+          <w:rFonts w:ascii="Brill" w:hAnsi="Brill"/>
+          <w:lang w:val="es-ES"/>
+        </w:rPr>
+        <w:t>como</w:t>
+      </w:r>
+      <w:proofErr w:type="spellEnd"/>
+      <w:r>
+        <w:rPr>
+          <w:rFonts w:ascii="Brill" w:hAnsi="Brill"/>
+          <w:lang w:val="es-ES"/>
+        </w:rPr>
+        <w:t xml:space="preserve"> obro cada una d ellas % luego la primera fue </w:t>
+      </w:r>
+      <w:proofErr w:type="spellStart"/>
+      <w:r>
+        <w:rPr>
+          <w:rFonts w:ascii="Brill" w:hAnsi="Brill"/>
+          <w:lang w:val="es-ES"/>
+        </w:rPr>
+        <w:t>Adan</w:t>
+      </w:r>
+      <w:proofErr w:type="spellEnd"/>
+      <w:r>
+        <w:rPr>
+          <w:rFonts w:ascii="Brill" w:hAnsi="Brill"/>
+          <w:lang w:val="es-ES"/>
+        </w:rPr>
+        <w:t xml:space="preserve"> non </w:t>
+      </w:r>
+      <w:proofErr w:type="spellStart"/>
+      <w:r>
+        <w:rPr>
+          <w:rFonts w:ascii="Brill" w:hAnsi="Brill"/>
+          <w:lang w:val="es-ES"/>
+        </w:rPr>
+        <w:t>seyendo</w:t>
+      </w:r>
+      <w:proofErr w:type="spellEnd"/>
+      <w:r>
+        <w:rPr>
+          <w:rFonts w:ascii="Brill" w:hAnsi="Brill"/>
+          <w:lang w:val="es-ES"/>
+        </w:rPr>
+        <w:t xml:space="preserve"> el fecho de semiente </w:t>
+      </w:r>
+      <w:r>
+        <w:rPr>
+          <w:rFonts w:ascii="Brill" w:hAnsi="Brill"/>
           <w:color w:val="FF0000"/>
           <w:lang w:val="es-ES"/>
         </w:rPr>
@@ -67,287 +753,2425 @@
       </w:r>
       <w:r>
         <w:rPr>
-          <w:lang w:val="es-ES"/>
-        </w:rPr>
-        <w:t xml:space="preserve">de padre nin de madre % nin sopo guardar el mandamiento de dios % por eso nos metio en yerro e en pecado % ca natural cosa es que todo ombre </w:t>
-      </w:r>
-      <w:r>
-        <w:rPr>
-          <w:lang w:val="es-ES"/>
-        </w:rPr>
-        <w:t>vien de semiente natural de padre e de madre sienpre tira la voluntad de querer guardar aquella generacion onde vien lo</w:t>
-      </w:r>
-      <w:r>
-        <w:rPr>
-          <w:lang w:val="es-ES"/>
-        </w:rPr>
-        <w:t xml:space="preserve"> que ha de venir de alli adelante % e </w:t>
-      </w:r>
-      <w:r>
-        <w:rPr>
-          <w:lang w:val="es-ES"/>
-        </w:rPr>
-        <w:t>A</w:t>
-      </w:r>
-      <w:r>
-        <w:rPr>
-          <w:lang w:val="es-ES"/>
-        </w:rPr>
-        <w:t>dan non se podia sentir de generacion onde venia ca non venia de ninguna nin se podia sentir d</w:t>
-      </w:r>
-      <w:r>
-        <w:rPr>
+          <w:rFonts w:ascii="Brill" w:hAnsi="Brill"/>
+          <w:lang w:val="es-ES"/>
+        </w:rPr>
+        <w:t xml:space="preserve">de padre nin de madre % nin sopo guardar el mandamiento de dios % por eso nos </w:t>
+      </w:r>
+      <w:proofErr w:type="spellStart"/>
+      <w:r>
+        <w:rPr>
+          <w:rFonts w:ascii="Brill" w:hAnsi="Brill"/>
+          <w:lang w:val="es-ES"/>
+        </w:rPr>
+        <w:t>metio</w:t>
+      </w:r>
+      <w:proofErr w:type="spellEnd"/>
+      <w:r>
+        <w:rPr>
+          <w:rFonts w:ascii="Brill" w:hAnsi="Brill"/>
+          <w:lang w:val="es-ES"/>
+        </w:rPr>
+        <w:t xml:space="preserve"> en yerro e en pecado % ca natural cosa es que todo ombre </w:t>
+      </w:r>
+      <w:proofErr w:type="spellStart"/>
+      <w:r>
+        <w:rPr>
+          <w:rFonts w:ascii="Brill" w:hAnsi="Brill"/>
+          <w:lang w:val="es-ES"/>
+        </w:rPr>
+        <w:t>vien</w:t>
+      </w:r>
+      <w:proofErr w:type="spellEnd"/>
+      <w:r>
+        <w:rPr>
+          <w:rFonts w:ascii="Brill" w:hAnsi="Brill"/>
+          <w:lang w:val="es-ES"/>
+        </w:rPr>
+        <w:t xml:space="preserve"> de semiente natural de padre e de madre </w:t>
+      </w:r>
+      <w:proofErr w:type="spellStart"/>
+      <w:r>
+        <w:rPr>
+          <w:rFonts w:ascii="Brill" w:hAnsi="Brill"/>
+          <w:lang w:val="es-ES"/>
+        </w:rPr>
+        <w:t>sienpre</w:t>
+      </w:r>
+      <w:proofErr w:type="spellEnd"/>
+      <w:r>
+        <w:rPr>
+          <w:rFonts w:ascii="Brill" w:hAnsi="Brill"/>
+          <w:lang w:val="es-ES"/>
+        </w:rPr>
+        <w:t xml:space="preserve"> tira la voluntad de querer guardar aquella </w:t>
+      </w:r>
+      <w:proofErr w:type="spellStart"/>
+      <w:r>
+        <w:rPr>
+          <w:rFonts w:ascii="Brill" w:hAnsi="Brill"/>
+          <w:lang w:val="es-ES"/>
+        </w:rPr>
+        <w:t>generacion</w:t>
+      </w:r>
+      <w:proofErr w:type="spellEnd"/>
+      <w:r>
+        <w:rPr>
+          <w:rFonts w:ascii="Brill" w:hAnsi="Brill"/>
+          <w:lang w:val="es-ES"/>
+        </w:rPr>
+        <w:t xml:space="preserve"> onde </w:t>
+      </w:r>
+      <w:proofErr w:type="spellStart"/>
+      <w:r>
+        <w:rPr>
+          <w:rFonts w:ascii="Brill" w:hAnsi="Brill"/>
+          <w:lang w:val="es-ES"/>
+        </w:rPr>
+        <w:t>vien</w:t>
+      </w:r>
+      <w:proofErr w:type="spellEnd"/>
+      <w:r>
+        <w:rPr>
+          <w:rFonts w:ascii="Brill" w:hAnsi="Brill"/>
+          <w:lang w:val="es-ES"/>
+        </w:rPr>
+        <w:t xml:space="preserve"> lo que ha de venir de </w:t>
+      </w:r>
+      <w:proofErr w:type="spellStart"/>
+      <w:r>
+        <w:rPr>
+          <w:rFonts w:ascii="Brill" w:hAnsi="Brill"/>
+          <w:lang w:val="es-ES"/>
+        </w:rPr>
+        <w:t>alli</w:t>
+      </w:r>
+      <w:proofErr w:type="spellEnd"/>
+      <w:r>
+        <w:rPr>
+          <w:rFonts w:ascii="Brill" w:hAnsi="Brill"/>
+          <w:lang w:val="es-ES"/>
+        </w:rPr>
+        <w:t xml:space="preserve"> adelante % e </w:t>
+      </w:r>
+      <w:proofErr w:type="spellStart"/>
+      <w:r>
+        <w:rPr>
+          <w:rFonts w:ascii="Brill" w:hAnsi="Brill"/>
+          <w:lang w:val="es-ES"/>
+        </w:rPr>
+        <w:t>Adan</w:t>
+      </w:r>
+      <w:proofErr w:type="spellEnd"/>
+      <w:r>
+        <w:rPr>
+          <w:rFonts w:ascii="Brill" w:hAnsi="Brill"/>
+          <w:lang w:val="es-ES"/>
+        </w:rPr>
+        <w:t xml:space="preserve"> non se </w:t>
+      </w:r>
+      <w:proofErr w:type="spellStart"/>
+      <w:r>
+        <w:rPr>
+          <w:rFonts w:ascii="Brill" w:hAnsi="Brill"/>
+          <w:lang w:val="es-ES"/>
+        </w:rPr>
+        <w:t>podia</w:t>
+      </w:r>
+      <w:proofErr w:type="spellEnd"/>
+      <w:r>
+        <w:rPr>
+          <w:rFonts w:ascii="Brill" w:hAnsi="Brill"/>
+          <w:lang w:val="es-ES"/>
+        </w:rPr>
+        <w:t xml:space="preserve"> sentir de </w:t>
+      </w:r>
+      <w:proofErr w:type="spellStart"/>
+      <w:r>
+        <w:rPr>
+          <w:rFonts w:ascii="Brill" w:hAnsi="Brill"/>
+          <w:lang w:val="es-ES"/>
+        </w:rPr>
+        <w:t>generacion</w:t>
+      </w:r>
+      <w:proofErr w:type="spellEnd"/>
+      <w:r>
+        <w:rPr>
+          <w:rFonts w:ascii="Brill" w:hAnsi="Brill"/>
+          <w:lang w:val="es-ES"/>
+        </w:rPr>
+        <w:t xml:space="preserve"> onde venia ca non venia de ninguna nin se </w:t>
+      </w:r>
+      <w:proofErr w:type="spellStart"/>
+      <w:r>
+        <w:rPr>
+          <w:rFonts w:ascii="Brill" w:hAnsi="Brill"/>
+          <w:lang w:val="es-ES"/>
+        </w:rPr>
+        <w:t>podia</w:t>
+      </w:r>
+      <w:proofErr w:type="spellEnd"/>
+      <w:r>
+        <w:rPr>
+          <w:rFonts w:ascii="Brill" w:hAnsi="Brill"/>
+          <w:lang w:val="es-ES"/>
+        </w:rPr>
+        <w:t xml:space="preserve"> sentir d</w:t>
+      </w:r>
+      <w:r>
+        <w:rPr>
+          <w:rFonts w:ascii="Brill" w:hAnsi="Brill"/>
           <w:lang w:val="es-ES"/>
         </w:rPr>
         <w:t xml:space="preserve"> </w:t>
       </w:r>
       <w:r>
         <w:rPr>
-          <w:lang w:val="es-ES"/>
-        </w:rPr>
-        <w:t xml:space="preserve">ella que avia de venir que aun non sabia que avia a ser % ca quiero que sepas aqui en </w:t>
-      </w:r>
-      <w:r>
-        <w:rPr>
-          <w:lang w:val="es-ES"/>
-        </w:rPr>
-        <w:t>este lugar con Eva su muger si non desque fueron echados del paraiso % e pues qu el ayuntamiento carnal avia</w:t>
-      </w:r>
-      <w:r>
-        <w:rPr>
-          <w:lang w:val="es-ES"/>
-        </w:rPr>
-        <w:t xml:space="preserve"> fecho en ella non podria guardar la generacion que avia de venir % ca non sabia aun que era e por esta razon non sopo el guardar lo de primero nin lo depues % pues quiero te agora contar la ii generacion que fue Eva en la que te ya dixe que salio de la costiella del varon </w:t>
-      </w:r>
-      <w:r>
-        <w:rPr>
-          <w:lang w:val="es-ES"/>
-        </w:rPr>
-        <w:t>% e nonbre le duro fasta que peco por que fue ella liviana e muelle en pecar por dos maneras % la</w:t>
-      </w:r>
-      <w:r>
-        <w:rPr>
-          <w:lang w:val="es-ES"/>
-        </w:rPr>
-        <w:t xml:space="preserve"> primera en crer aina lo que dixo el diabro % la segunda en consejar lo a su marido Adan </w:t>
-      </w:r>
-      <w:r>
-        <w:rPr>
-          <w:lang w:val="es-ES"/>
-        </w:rPr>
-        <w:t>que de tan de coraçon gelo fizo saber % e desque Adan ovo conoscido el yerro que a avia fecho cobrio el nonbre</w:t>
-      </w:r>
-      <w:r>
-        <w:rPr>
+          <w:rFonts w:ascii="Brill" w:hAnsi="Brill"/>
+          <w:lang w:val="es-ES"/>
+        </w:rPr>
+        <w:t xml:space="preserve">ella que </w:t>
+      </w:r>
+      <w:proofErr w:type="spellStart"/>
+      <w:r>
+        <w:rPr>
+          <w:rFonts w:ascii="Brill" w:hAnsi="Brill"/>
+          <w:lang w:val="es-ES"/>
+        </w:rPr>
+        <w:t>avia</w:t>
+      </w:r>
+      <w:proofErr w:type="spellEnd"/>
+      <w:r>
+        <w:rPr>
+          <w:rFonts w:ascii="Brill" w:hAnsi="Brill"/>
+          <w:lang w:val="es-ES"/>
+        </w:rPr>
+        <w:t xml:space="preserve"> de venir que aun non </w:t>
+      </w:r>
+      <w:proofErr w:type="spellStart"/>
+      <w:r>
+        <w:rPr>
+          <w:rFonts w:ascii="Brill" w:hAnsi="Brill"/>
+          <w:lang w:val="es-ES"/>
+        </w:rPr>
+        <w:t>sabia</w:t>
+      </w:r>
+      <w:proofErr w:type="spellEnd"/>
+      <w:r>
+        <w:rPr>
+          <w:rFonts w:ascii="Brill" w:hAnsi="Brill"/>
+          <w:lang w:val="es-ES"/>
+        </w:rPr>
+        <w:t xml:space="preserve"> que </w:t>
+      </w:r>
+      <w:proofErr w:type="spellStart"/>
+      <w:r>
+        <w:rPr>
+          <w:rFonts w:ascii="Brill" w:hAnsi="Brill"/>
+          <w:lang w:val="es-ES"/>
+        </w:rPr>
+        <w:t>avia</w:t>
+      </w:r>
+      <w:proofErr w:type="spellEnd"/>
+      <w:r>
+        <w:rPr>
+          <w:rFonts w:ascii="Brill" w:hAnsi="Brill"/>
+          <w:lang w:val="es-ES"/>
+        </w:rPr>
+        <w:t xml:space="preserve"> a ser % ca quiero que sepas </w:t>
+      </w:r>
+      <w:proofErr w:type="spellStart"/>
+      <w:r>
+        <w:rPr>
+          <w:rFonts w:ascii="Brill" w:hAnsi="Brill"/>
+          <w:lang w:val="es-ES"/>
+        </w:rPr>
+        <w:t>aqui</w:t>
+      </w:r>
+      <w:proofErr w:type="spellEnd"/>
+      <w:r>
+        <w:rPr>
+          <w:rFonts w:ascii="Brill" w:hAnsi="Brill"/>
+          <w:lang w:val="es-ES"/>
+        </w:rPr>
+        <w:t xml:space="preserve"> en este lugar con Eva su muger si non desque fueron echados del </w:t>
+      </w:r>
+      <w:proofErr w:type="spellStart"/>
+      <w:r>
+        <w:rPr>
+          <w:rFonts w:ascii="Brill" w:hAnsi="Brill"/>
+          <w:lang w:val="es-ES"/>
+        </w:rPr>
+        <w:t>paraiso</w:t>
+      </w:r>
+      <w:proofErr w:type="spellEnd"/>
+      <w:r>
+        <w:rPr>
+          <w:rFonts w:ascii="Brill" w:hAnsi="Brill"/>
+          <w:lang w:val="es-ES"/>
+        </w:rPr>
+        <w:t xml:space="preserve"> % e pues </w:t>
+      </w:r>
+      <w:proofErr w:type="spellStart"/>
+      <w:r>
+        <w:rPr>
+          <w:rFonts w:ascii="Brill" w:hAnsi="Brill"/>
+          <w:lang w:val="es-ES"/>
+        </w:rPr>
+        <w:t>qu</w:t>
+      </w:r>
+      <w:proofErr w:type="spellEnd"/>
+      <w:r>
+        <w:rPr>
+          <w:rFonts w:ascii="Brill" w:hAnsi="Brill"/>
+          <w:lang w:val="es-ES"/>
+        </w:rPr>
+        <w:t xml:space="preserve"> el ayuntamiento carnal </w:t>
+      </w:r>
+      <w:proofErr w:type="spellStart"/>
+      <w:r>
+        <w:rPr>
+          <w:rFonts w:ascii="Brill" w:hAnsi="Brill"/>
+          <w:lang w:val="es-ES"/>
+        </w:rPr>
+        <w:t>avia</w:t>
+      </w:r>
+      <w:proofErr w:type="spellEnd"/>
+      <w:r>
+        <w:rPr>
+          <w:rFonts w:ascii="Brill" w:hAnsi="Brill"/>
+          <w:lang w:val="es-ES"/>
+        </w:rPr>
+        <w:t xml:space="preserve"> fecho en ella non </w:t>
+      </w:r>
+      <w:proofErr w:type="spellStart"/>
+      <w:r>
+        <w:rPr>
+          <w:rFonts w:ascii="Brill" w:hAnsi="Brill"/>
+          <w:lang w:val="es-ES"/>
+        </w:rPr>
+        <w:t>podria</w:t>
+      </w:r>
+      <w:proofErr w:type="spellEnd"/>
+      <w:r>
+        <w:rPr>
+          <w:rFonts w:ascii="Brill" w:hAnsi="Brill"/>
+          <w:lang w:val="es-ES"/>
+        </w:rPr>
+        <w:t xml:space="preserve"> guardar la </w:t>
+      </w:r>
+      <w:proofErr w:type="spellStart"/>
+      <w:r>
+        <w:rPr>
+          <w:rFonts w:ascii="Brill" w:hAnsi="Brill"/>
+          <w:lang w:val="es-ES"/>
+        </w:rPr>
+        <w:t>generacion</w:t>
+      </w:r>
+      <w:proofErr w:type="spellEnd"/>
+      <w:r>
+        <w:rPr>
+          <w:rFonts w:ascii="Brill" w:hAnsi="Brill"/>
+          <w:lang w:val="es-ES"/>
+        </w:rPr>
+        <w:t xml:space="preserve"> que </w:t>
+      </w:r>
+      <w:proofErr w:type="spellStart"/>
+      <w:r>
+        <w:rPr>
+          <w:rFonts w:ascii="Brill" w:hAnsi="Brill"/>
+          <w:lang w:val="es-ES"/>
+        </w:rPr>
+        <w:t>avia</w:t>
+      </w:r>
+      <w:proofErr w:type="spellEnd"/>
+      <w:r>
+        <w:rPr>
+          <w:rFonts w:ascii="Brill" w:hAnsi="Brill"/>
+          <w:lang w:val="es-ES"/>
+        </w:rPr>
+        <w:t xml:space="preserve"> de venir % ca non sabia aun que era e por esta </w:t>
+      </w:r>
+      <w:proofErr w:type="spellStart"/>
+      <w:r>
+        <w:rPr>
+          <w:rFonts w:ascii="Brill" w:hAnsi="Brill"/>
+          <w:lang w:val="es-ES"/>
+        </w:rPr>
+        <w:t>razon</w:t>
+      </w:r>
+      <w:proofErr w:type="spellEnd"/>
+      <w:r>
+        <w:rPr>
+          <w:rFonts w:ascii="Brill" w:hAnsi="Brill"/>
+          <w:lang w:val="es-ES"/>
+        </w:rPr>
+        <w:t xml:space="preserve"> non sopo el guardar lo de primero nin lo </w:t>
+      </w:r>
+      <w:proofErr w:type="spellStart"/>
+      <w:r>
+        <w:rPr>
+          <w:rFonts w:ascii="Brill" w:hAnsi="Brill"/>
+          <w:lang w:val="es-ES"/>
+        </w:rPr>
+        <w:t>depues</w:t>
+      </w:r>
+      <w:proofErr w:type="spellEnd"/>
+      <w:r>
+        <w:rPr>
+          <w:rFonts w:ascii="Brill" w:hAnsi="Brill"/>
+          <w:lang w:val="es-ES"/>
+        </w:rPr>
+        <w:t xml:space="preserve"> % pues quiero te agora contar la </w:t>
+      </w:r>
+      <w:proofErr w:type="spellStart"/>
+      <w:r>
+        <w:rPr>
+          <w:rFonts w:ascii="Brill" w:hAnsi="Brill"/>
+          <w:lang w:val="es-ES"/>
+        </w:rPr>
+        <w:t>ii</w:t>
+      </w:r>
+      <w:proofErr w:type="spellEnd"/>
+      <w:r>
+        <w:rPr>
+          <w:rFonts w:ascii="Brill" w:hAnsi="Brill"/>
+          <w:lang w:val="es-ES"/>
+        </w:rPr>
+        <w:t xml:space="preserve"> </w:t>
+      </w:r>
+      <w:proofErr w:type="spellStart"/>
+      <w:r>
+        <w:rPr>
+          <w:rFonts w:ascii="Brill" w:hAnsi="Brill"/>
+          <w:lang w:val="es-ES"/>
+        </w:rPr>
+        <w:t>generacion</w:t>
+      </w:r>
+      <w:proofErr w:type="spellEnd"/>
+      <w:r>
+        <w:rPr>
+          <w:rFonts w:ascii="Brill" w:hAnsi="Brill"/>
+          <w:lang w:val="es-ES"/>
+        </w:rPr>
+        <w:t xml:space="preserve"> que fue Eva en la que te ya dixe que </w:t>
+      </w:r>
+      <w:proofErr w:type="spellStart"/>
+      <w:r>
+        <w:rPr>
+          <w:rFonts w:ascii="Brill" w:hAnsi="Brill"/>
+          <w:lang w:val="es-ES"/>
+        </w:rPr>
+        <w:t>salio</w:t>
+      </w:r>
+      <w:proofErr w:type="spellEnd"/>
+      <w:r>
+        <w:rPr>
+          <w:rFonts w:ascii="Brill" w:hAnsi="Brill"/>
+          <w:lang w:val="es-ES"/>
+        </w:rPr>
+        <w:t xml:space="preserve"> de la </w:t>
+      </w:r>
+      <w:proofErr w:type="spellStart"/>
+      <w:r>
+        <w:rPr>
+          <w:rFonts w:ascii="Brill" w:hAnsi="Brill"/>
+          <w:lang w:val="es-ES"/>
+        </w:rPr>
+        <w:t>costiella</w:t>
+      </w:r>
+      <w:proofErr w:type="spellEnd"/>
+      <w:r>
+        <w:rPr>
+          <w:rFonts w:ascii="Brill" w:hAnsi="Brill"/>
+          <w:lang w:val="es-ES"/>
+        </w:rPr>
+        <w:t xml:space="preserve"> del </w:t>
+      </w:r>
+      <w:proofErr w:type="spellStart"/>
+      <w:r>
+        <w:rPr>
+          <w:rFonts w:ascii="Brill" w:hAnsi="Brill"/>
+          <w:lang w:val="es-ES"/>
+        </w:rPr>
+        <w:t>varon</w:t>
+      </w:r>
+      <w:proofErr w:type="spellEnd"/>
+      <w:r>
+        <w:rPr>
+          <w:rFonts w:ascii="Brill" w:hAnsi="Brill"/>
+          <w:lang w:val="es-ES"/>
+        </w:rPr>
+        <w:t xml:space="preserve"> % e </w:t>
+      </w:r>
+      <w:proofErr w:type="spellStart"/>
+      <w:r>
+        <w:rPr>
+          <w:rFonts w:ascii="Brill" w:hAnsi="Brill"/>
+          <w:lang w:val="es-ES"/>
+        </w:rPr>
+        <w:t>nonbre</w:t>
+      </w:r>
+      <w:proofErr w:type="spellEnd"/>
+      <w:r>
+        <w:rPr>
+          <w:rFonts w:ascii="Brill" w:hAnsi="Brill"/>
+          <w:lang w:val="es-ES"/>
+        </w:rPr>
+        <w:t xml:space="preserve"> le duro fasta que peco por que fue ella liviana e muelle en pecar por dos maneras % la primera en </w:t>
+      </w:r>
+      <w:proofErr w:type="spellStart"/>
+      <w:r>
+        <w:rPr>
+          <w:rFonts w:ascii="Brill" w:hAnsi="Brill"/>
+          <w:lang w:val="es-ES"/>
+        </w:rPr>
+        <w:t>crer</w:t>
+      </w:r>
+      <w:proofErr w:type="spellEnd"/>
+      <w:r>
+        <w:rPr>
+          <w:rFonts w:ascii="Brill" w:hAnsi="Brill"/>
+          <w:lang w:val="es-ES"/>
+        </w:rPr>
+        <w:t xml:space="preserve"> aina lo que dixo el </w:t>
+      </w:r>
+      <w:proofErr w:type="spellStart"/>
+      <w:r>
+        <w:rPr>
+          <w:rFonts w:ascii="Brill" w:hAnsi="Brill"/>
+          <w:lang w:val="es-ES"/>
+        </w:rPr>
+        <w:t>diabro</w:t>
+      </w:r>
+      <w:proofErr w:type="spellEnd"/>
+      <w:r>
+        <w:rPr>
+          <w:rFonts w:ascii="Brill" w:hAnsi="Brill"/>
+          <w:lang w:val="es-ES"/>
+        </w:rPr>
+        <w:t xml:space="preserve"> % la segunda en </w:t>
+      </w:r>
+      <w:proofErr w:type="spellStart"/>
+      <w:r>
+        <w:rPr>
+          <w:rFonts w:ascii="Brill" w:hAnsi="Brill"/>
+          <w:lang w:val="es-ES"/>
+        </w:rPr>
+        <w:t>consejar</w:t>
+      </w:r>
+      <w:proofErr w:type="spellEnd"/>
+      <w:r>
+        <w:rPr>
+          <w:rFonts w:ascii="Brill" w:hAnsi="Brill"/>
+          <w:lang w:val="es-ES"/>
+        </w:rPr>
+        <w:t xml:space="preserve"> lo a su marido </w:t>
+      </w:r>
+      <w:proofErr w:type="spellStart"/>
+      <w:r>
+        <w:rPr>
+          <w:rFonts w:ascii="Brill" w:hAnsi="Brill"/>
+          <w:lang w:val="es-ES"/>
+        </w:rPr>
+        <w:t>Adan</w:t>
+      </w:r>
+      <w:proofErr w:type="spellEnd"/>
+      <w:r>
+        <w:rPr>
+          <w:rFonts w:ascii="Brill" w:hAnsi="Brill"/>
+          <w:lang w:val="es-ES"/>
+        </w:rPr>
+        <w:t xml:space="preserve"> que de tan de </w:t>
+      </w:r>
+      <w:proofErr w:type="spellStart"/>
+      <w:r>
+        <w:rPr>
+          <w:rFonts w:ascii="Brill" w:hAnsi="Brill"/>
+          <w:lang w:val="es-ES"/>
+        </w:rPr>
+        <w:t>coraçon</w:t>
+      </w:r>
+      <w:proofErr w:type="spellEnd"/>
+      <w:r>
+        <w:rPr>
+          <w:rFonts w:ascii="Brill" w:hAnsi="Brill"/>
+          <w:lang w:val="es-ES"/>
+        </w:rPr>
+        <w:t xml:space="preserve"> gelo fizo saber % e desque </w:t>
+      </w:r>
+      <w:proofErr w:type="spellStart"/>
+      <w:r>
+        <w:rPr>
+          <w:rFonts w:ascii="Brill" w:hAnsi="Brill"/>
+          <w:lang w:val="es-ES"/>
+        </w:rPr>
+        <w:t>Adan</w:t>
+      </w:r>
+      <w:proofErr w:type="spellEnd"/>
+      <w:r>
+        <w:rPr>
+          <w:rFonts w:ascii="Brill" w:hAnsi="Brill"/>
+          <w:lang w:val="es-ES"/>
+        </w:rPr>
+        <w:t xml:space="preserve"> ovo </w:t>
+      </w:r>
+      <w:proofErr w:type="spellStart"/>
+      <w:r>
+        <w:rPr>
+          <w:rFonts w:ascii="Brill" w:hAnsi="Brill"/>
+          <w:lang w:val="es-ES"/>
+        </w:rPr>
+        <w:t>conoscido</w:t>
+      </w:r>
+      <w:proofErr w:type="spellEnd"/>
+      <w:r>
+        <w:rPr>
+          <w:rFonts w:ascii="Brill" w:hAnsi="Brill"/>
+          <w:lang w:val="es-ES"/>
+        </w:rPr>
+        <w:t xml:space="preserve"> el yerro que a </w:t>
+      </w:r>
+      <w:proofErr w:type="spellStart"/>
+      <w:r>
+        <w:rPr>
+          <w:rFonts w:ascii="Brill" w:hAnsi="Brill"/>
+          <w:lang w:val="es-ES"/>
+        </w:rPr>
+        <w:t>avia</w:t>
+      </w:r>
+      <w:proofErr w:type="spellEnd"/>
+      <w:r>
+        <w:rPr>
+          <w:rFonts w:ascii="Brill" w:hAnsi="Brill"/>
+          <w:lang w:val="es-ES"/>
+        </w:rPr>
+        <w:t xml:space="preserve"> fecho </w:t>
+      </w:r>
+      <w:proofErr w:type="spellStart"/>
+      <w:r>
+        <w:rPr>
+          <w:rFonts w:ascii="Brill" w:hAnsi="Brill"/>
+          <w:lang w:val="es-ES"/>
+        </w:rPr>
+        <w:t>cobrio</w:t>
+      </w:r>
+      <w:proofErr w:type="spellEnd"/>
+      <w:r>
+        <w:rPr>
+          <w:rFonts w:ascii="Brill" w:hAnsi="Brill"/>
+          <w:lang w:val="es-ES"/>
+        </w:rPr>
+        <w:t xml:space="preserve"> el </w:t>
+      </w:r>
+      <w:proofErr w:type="spellStart"/>
+      <w:r>
+        <w:rPr>
+          <w:rFonts w:ascii="Brill" w:hAnsi="Brill"/>
+          <w:lang w:val="es-ES"/>
+        </w:rPr>
+        <w:t>nonbre</w:t>
+      </w:r>
+      <w:proofErr w:type="spellEnd"/>
+      <w:r>
+        <w:rPr>
+          <w:rFonts w:ascii="Brill" w:hAnsi="Brill"/>
+          <w:lang w:val="es-ES"/>
+        </w:rPr>
+        <w:t xml:space="preserve"> a Eva </w:t>
+      </w:r>
+      <w:r>
+        <w:rPr>
+          <w:rFonts w:ascii="Brill" w:hAnsi="Brill"/>
+          <w:color w:val="FF0000"/>
+          <w:lang w:val="es-ES"/>
+        </w:rPr>
+        <w:t xml:space="preserve">17va </w:t>
+      </w:r>
+      <w:r>
+        <w:rPr>
+          <w:rFonts w:ascii="Brill" w:hAnsi="Brill"/>
+          <w:lang w:val="es-ES"/>
+        </w:rPr>
+        <w:t xml:space="preserve">que aquel </w:t>
+      </w:r>
+      <w:proofErr w:type="spellStart"/>
+      <w:r>
+        <w:rPr>
+          <w:rFonts w:ascii="Brill" w:hAnsi="Brill"/>
+          <w:lang w:val="es-ES"/>
+        </w:rPr>
+        <w:t>nonbre</w:t>
+      </w:r>
+      <w:proofErr w:type="spellEnd"/>
+      <w:r>
+        <w:rPr>
+          <w:rFonts w:ascii="Brill" w:hAnsi="Brill"/>
+          <w:lang w:val="es-ES"/>
+        </w:rPr>
+        <w:t xml:space="preserve"> qu</w:t>
+      </w:r>
+      <w:r>
+        <w:rPr>
+          <w:rFonts w:ascii="Brill" w:hAnsi="Brill"/>
+          <w:lang w:val="es-ES"/>
+        </w:rPr>
+        <w:t xml:space="preserve">e </w:t>
+      </w:r>
+      <w:r>
+        <w:rPr>
+          <w:rFonts w:ascii="Brill" w:hAnsi="Brill"/>
+          <w:lang w:val="es-ES"/>
+        </w:rPr>
+        <w:t xml:space="preserve">l </w:t>
+      </w:r>
+      <w:proofErr w:type="spellStart"/>
+      <w:r>
+        <w:rPr>
+          <w:rFonts w:ascii="Brill" w:hAnsi="Brill"/>
+          <w:lang w:val="es-ES"/>
+        </w:rPr>
+        <w:t>solia</w:t>
+      </w:r>
+      <w:proofErr w:type="spellEnd"/>
+      <w:r>
+        <w:rPr>
+          <w:rFonts w:ascii="Brill" w:hAnsi="Brill"/>
+          <w:lang w:val="es-ES"/>
+        </w:rPr>
+        <w:t xml:space="preserve"> llamar varona % por la </w:t>
+      </w:r>
+      <w:proofErr w:type="spellStart"/>
+      <w:r>
+        <w:rPr>
+          <w:rFonts w:ascii="Brill" w:hAnsi="Brill"/>
+          <w:lang w:val="es-ES"/>
+        </w:rPr>
+        <w:t>qual</w:t>
+      </w:r>
+      <w:proofErr w:type="spellEnd"/>
+      <w:r>
+        <w:rPr>
+          <w:rFonts w:ascii="Brill" w:hAnsi="Brill"/>
+          <w:lang w:val="es-ES"/>
+        </w:rPr>
+        <w:t xml:space="preserve"> </w:t>
+      </w:r>
+      <w:proofErr w:type="spellStart"/>
+      <w:r>
+        <w:rPr>
+          <w:rFonts w:ascii="Brill" w:hAnsi="Brill"/>
+          <w:lang w:val="es-ES"/>
+        </w:rPr>
+        <w:t>razon</w:t>
+      </w:r>
+      <w:proofErr w:type="spellEnd"/>
+      <w:r>
+        <w:rPr>
+          <w:rFonts w:ascii="Brill" w:hAnsi="Brill"/>
+          <w:lang w:val="es-ES"/>
+        </w:rPr>
+        <w:t xml:space="preserve"> que te ya dixe llamo la de </w:t>
+      </w:r>
+      <w:proofErr w:type="spellStart"/>
+      <w:r>
+        <w:rPr>
+          <w:rFonts w:ascii="Brill" w:hAnsi="Brill"/>
+          <w:lang w:val="es-ES"/>
+        </w:rPr>
+        <w:t>alli</w:t>
+      </w:r>
+      <w:proofErr w:type="spellEnd"/>
+      <w:r>
+        <w:rPr>
+          <w:rFonts w:ascii="Brill" w:hAnsi="Brill"/>
+          <w:lang w:val="es-ES"/>
+        </w:rPr>
+        <w:t xml:space="preserve"> </w:t>
+      </w:r>
+      <w:proofErr w:type="spellStart"/>
+      <w:r>
+        <w:rPr>
+          <w:rFonts w:ascii="Brill" w:hAnsi="Brill"/>
+          <w:lang w:val="es-ES"/>
+        </w:rPr>
+        <w:t>adelantre</w:t>
+      </w:r>
+      <w:proofErr w:type="spellEnd"/>
+      <w:r>
+        <w:rPr>
+          <w:rFonts w:ascii="Brill" w:hAnsi="Brill"/>
+          <w:lang w:val="es-ES"/>
+        </w:rPr>
+        <w:t xml:space="preserve"> muger que quiere tanto dezir como cosa que es </w:t>
+      </w:r>
+      <w:proofErr w:type="spellStart"/>
+      <w:r>
+        <w:rPr>
+          <w:rFonts w:ascii="Brill" w:hAnsi="Brill"/>
+          <w:lang w:val="es-ES"/>
+        </w:rPr>
+        <w:t>lliviana</w:t>
+      </w:r>
+      <w:proofErr w:type="spellEnd"/>
+      <w:r>
+        <w:rPr>
+          <w:rFonts w:ascii="Brill" w:hAnsi="Brill"/>
+          <w:lang w:val="es-ES"/>
+        </w:rPr>
+        <w:t xml:space="preserve"> e muelle para pecar % e d esto te </w:t>
+      </w:r>
+      <w:proofErr w:type="spellStart"/>
+      <w:r>
+        <w:rPr>
+          <w:rFonts w:ascii="Brill" w:hAnsi="Brill"/>
+          <w:lang w:val="es-ES"/>
+        </w:rPr>
+        <w:t>dare</w:t>
+      </w:r>
+      <w:proofErr w:type="spellEnd"/>
+      <w:r>
+        <w:rPr>
+          <w:rFonts w:ascii="Brill" w:hAnsi="Brill"/>
+          <w:lang w:val="es-ES"/>
+        </w:rPr>
+        <w:t xml:space="preserve"> semejança de la cera % la cera es una cosa de las </w:t>
+      </w:r>
+      <w:proofErr w:type="spellStart"/>
+      <w:r>
+        <w:rPr>
+          <w:rFonts w:ascii="Brill" w:hAnsi="Brill"/>
+          <w:lang w:val="es-ES"/>
+        </w:rPr>
+        <w:t>mas</w:t>
+      </w:r>
+      <w:proofErr w:type="spellEnd"/>
+      <w:r>
+        <w:rPr>
+          <w:rFonts w:ascii="Brill" w:hAnsi="Brill"/>
+          <w:lang w:val="es-ES"/>
+        </w:rPr>
+        <w:t xml:space="preserve"> muelles que en todo el mundo ha e por eso </w:t>
+      </w:r>
+      <w:proofErr w:type="spellStart"/>
+      <w:r>
+        <w:rPr>
+          <w:rFonts w:ascii="Brill" w:hAnsi="Brill"/>
+          <w:lang w:val="es-ES"/>
+        </w:rPr>
+        <w:t>qual</w:t>
+      </w:r>
+      <w:proofErr w:type="spellEnd"/>
+      <w:r>
+        <w:rPr>
+          <w:rFonts w:ascii="Brill" w:hAnsi="Brill"/>
+          <w:lang w:val="es-ES"/>
+        </w:rPr>
+        <w:t xml:space="preserve"> figura y </w:t>
+      </w:r>
+      <w:proofErr w:type="spellStart"/>
+      <w:r>
+        <w:rPr>
+          <w:rFonts w:ascii="Brill" w:hAnsi="Brill"/>
+          <w:lang w:val="es-ES"/>
+        </w:rPr>
+        <w:t>posieres</w:t>
+      </w:r>
+      <w:proofErr w:type="spellEnd"/>
+      <w:r>
+        <w:rPr>
+          <w:rFonts w:ascii="Brill" w:hAnsi="Brill"/>
+          <w:lang w:val="es-ES"/>
+        </w:rPr>
+        <w:t xml:space="preserve"> tal figura </w:t>
+      </w:r>
+      <w:proofErr w:type="spellStart"/>
+      <w:r>
+        <w:rPr>
+          <w:rFonts w:ascii="Brill" w:hAnsi="Brill"/>
+          <w:lang w:val="es-ES"/>
+        </w:rPr>
+        <w:t>saldra</w:t>
+      </w:r>
+      <w:proofErr w:type="spellEnd"/>
+      <w:r>
+        <w:rPr>
+          <w:rFonts w:ascii="Brill" w:hAnsi="Brill"/>
+          <w:lang w:val="es-ES"/>
+        </w:rPr>
+        <w:t xml:space="preserve"> fecha bien </w:t>
+      </w:r>
+      <w:proofErr w:type="spellStart"/>
+      <w:r>
+        <w:rPr>
+          <w:rFonts w:ascii="Brill" w:hAnsi="Brill"/>
+          <w:lang w:val="es-ES"/>
+        </w:rPr>
+        <w:t>asi</w:t>
+      </w:r>
+      <w:proofErr w:type="spellEnd"/>
+      <w:r>
+        <w:rPr>
+          <w:rFonts w:ascii="Brill" w:hAnsi="Brill"/>
+          <w:lang w:val="es-ES"/>
+        </w:rPr>
+        <w:t xml:space="preserve"> fizo Eva que era cosa muelle para recebir en si lo que le el </w:t>
+      </w:r>
+      <w:proofErr w:type="spellStart"/>
+      <w:r>
+        <w:rPr>
+          <w:rFonts w:ascii="Brill" w:hAnsi="Brill"/>
+          <w:lang w:val="es-ES"/>
+        </w:rPr>
+        <w:t>diabro</w:t>
+      </w:r>
+      <w:proofErr w:type="spellEnd"/>
+      <w:r>
+        <w:rPr>
+          <w:rFonts w:ascii="Brill" w:hAnsi="Brill"/>
+          <w:lang w:val="es-ES"/>
+        </w:rPr>
+        <w:t xml:space="preserve"> </w:t>
+      </w:r>
+      <w:proofErr w:type="spellStart"/>
+      <w:r>
+        <w:rPr>
+          <w:rFonts w:ascii="Brill" w:hAnsi="Brill"/>
+          <w:lang w:val="es-ES"/>
+        </w:rPr>
+        <w:t>consejava</w:t>
+      </w:r>
+      <w:proofErr w:type="spellEnd"/>
+      <w:r>
+        <w:rPr>
+          <w:rFonts w:ascii="Brill" w:hAnsi="Brill"/>
+          <w:lang w:val="es-ES"/>
+        </w:rPr>
+        <w:t xml:space="preserve"> % e </w:t>
+      </w:r>
+      <w:proofErr w:type="spellStart"/>
+      <w:r>
+        <w:rPr>
+          <w:rFonts w:ascii="Brill" w:hAnsi="Brill"/>
+          <w:lang w:val="es-ES"/>
+        </w:rPr>
+        <w:t>asi</w:t>
+      </w:r>
+      <w:proofErr w:type="spellEnd"/>
+      <w:r>
+        <w:rPr>
+          <w:rFonts w:ascii="Brill" w:hAnsi="Brill"/>
+          <w:lang w:val="es-ES"/>
+        </w:rPr>
+        <w:t xml:space="preserve"> como lo ella en si </w:t>
+      </w:r>
+      <w:proofErr w:type="spellStart"/>
+      <w:r>
+        <w:rPr>
+          <w:rFonts w:ascii="Brill" w:hAnsi="Brill"/>
+          <w:lang w:val="es-ES"/>
+        </w:rPr>
+        <w:t>recebio</w:t>
+      </w:r>
+      <w:proofErr w:type="spellEnd"/>
+      <w:r>
+        <w:rPr>
+          <w:rFonts w:ascii="Brill" w:hAnsi="Brill"/>
+          <w:lang w:val="es-ES"/>
+        </w:rPr>
+        <w:t xml:space="preserve"> </w:t>
+      </w:r>
+      <w:proofErr w:type="spellStart"/>
+      <w:r>
+        <w:rPr>
+          <w:rFonts w:ascii="Brill" w:hAnsi="Brill"/>
+          <w:lang w:val="es-ES"/>
+        </w:rPr>
+        <w:t>salio</w:t>
+      </w:r>
+      <w:proofErr w:type="spellEnd"/>
+      <w:r>
+        <w:rPr>
+          <w:rFonts w:ascii="Brill" w:hAnsi="Brill"/>
+          <w:lang w:val="es-ES"/>
+        </w:rPr>
+        <w:t xml:space="preserve"> luego la figura fecha en dar lo a entender a </w:t>
+      </w:r>
+      <w:proofErr w:type="spellStart"/>
+      <w:r>
+        <w:rPr>
+          <w:rFonts w:ascii="Brill" w:hAnsi="Brill"/>
+          <w:lang w:val="es-ES"/>
+        </w:rPr>
+        <w:t>Adan</w:t>
+      </w:r>
+      <w:proofErr w:type="spellEnd"/>
+      <w:r>
+        <w:rPr>
+          <w:rFonts w:ascii="Brill" w:hAnsi="Brill"/>
+          <w:lang w:val="es-ES"/>
+        </w:rPr>
+        <w:t xml:space="preserve"> su marido por palabra e por continente que aquello era su voluntad que se </w:t>
+      </w:r>
+      <w:proofErr w:type="spellStart"/>
+      <w:r>
+        <w:rPr>
+          <w:rFonts w:ascii="Brill" w:hAnsi="Brill"/>
+          <w:lang w:val="es-ES"/>
+        </w:rPr>
+        <w:t>feziese</w:t>
+      </w:r>
+      <w:proofErr w:type="spellEnd"/>
+      <w:r>
+        <w:rPr>
+          <w:rFonts w:ascii="Brill" w:hAnsi="Brill"/>
+          <w:lang w:val="es-ES"/>
+        </w:rPr>
+        <w:t xml:space="preserve"> % pues cosa que tan muelle e tan liviana era non </w:t>
+      </w:r>
+      <w:proofErr w:type="spellStart"/>
+      <w:r>
+        <w:rPr>
+          <w:rFonts w:ascii="Brill" w:hAnsi="Brill"/>
+          <w:lang w:val="es-ES"/>
+        </w:rPr>
+        <w:t>podia</w:t>
+      </w:r>
+      <w:proofErr w:type="spellEnd"/>
+      <w:r>
+        <w:rPr>
+          <w:rFonts w:ascii="Brill" w:hAnsi="Brill"/>
+          <w:lang w:val="es-ES"/>
+        </w:rPr>
+        <w:t xml:space="preserve"> catar primero que cosa era aquello que le </w:t>
+      </w:r>
+      <w:proofErr w:type="spellStart"/>
+      <w:r>
+        <w:rPr>
+          <w:rFonts w:ascii="Brill" w:hAnsi="Brill"/>
+          <w:lang w:val="es-ES"/>
+        </w:rPr>
+        <w:t>consejavan</w:t>
+      </w:r>
+      <w:proofErr w:type="spellEnd"/>
+      <w:r>
+        <w:rPr>
+          <w:rFonts w:ascii="Brill" w:hAnsi="Brill"/>
+          <w:lang w:val="es-ES"/>
+        </w:rPr>
+        <w:t xml:space="preserve"> ante que lo </w:t>
+      </w:r>
+      <w:proofErr w:type="spellStart"/>
+      <w:r>
+        <w:rPr>
+          <w:rFonts w:ascii="Brill" w:hAnsi="Brill"/>
+          <w:lang w:val="es-ES"/>
+        </w:rPr>
+        <w:t>consejase</w:t>
+      </w:r>
+      <w:proofErr w:type="spellEnd"/>
+      <w:r>
+        <w:rPr>
+          <w:rFonts w:ascii="Brill" w:hAnsi="Brill"/>
+          <w:lang w:val="es-ES"/>
+        </w:rPr>
+        <w:t xml:space="preserve"> al a otro % e por esta </w:t>
+      </w:r>
+      <w:proofErr w:type="spellStart"/>
+      <w:r>
+        <w:rPr>
+          <w:rFonts w:ascii="Brill" w:hAnsi="Brill"/>
+          <w:lang w:val="es-ES"/>
+        </w:rPr>
+        <w:t>razon</w:t>
+      </w:r>
+      <w:proofErr w:type="spellEnd"/>
+      <w:r>
+        <w:rPr>
+          <w:rFonts w:ascii="Brill" w:hAnsi="Brill"/>
+          <w:lang w:val="es-ES"/>
+        </w:rPr>
+        <w:t xml:space="preserve"> non </w:t>
+      </w:r>
+      <w:proofErr w:type="spellStart"/>
+      <w:r>
+        <w:rPr>
+          <w:rFonts w:ascii="Brill" w:hAnsi="Brill"/>
+          <w:lang w:val="es-ES"/>
+        </w:rPr>
+        <w:t>podia</w:t>
+      </w:r>
+      <w:proofErr w:type="spellEnd"/>
+      <w:r>
+        <w:rPr>
+          <w:rFonts w:ascii="Brill" w:hAnsi="Brill"/>
+          <w:lang w:val="es-ES"/>
+        </w:rPr>
+        <w:t xml:space="preserve"> guardar a si nin a </w:t>
+      </w:r>
+      <w:proofErr w:type="spellStart"/>
+      <w:r>
+        <w:rPr>
+          <w:rFonts w:ascii="Brill" w:hAnsi="Brill"/>
+          <w:lang w:val="es-ES"/>
+        </w:rPr>
+        <w:t>otrie</w:t>
+      </w:r>
+      <w:proofErr w:type="spellEnd"/>
+      <w:r>
+        <w:rPr>
+          <w:rFonts w:ascii="Brill" w:hAnsi="Brill"/>
+          <w:lang w:val="es-ES"/>
+        </w:rPr>
+        <w:t xml:space="preserve"> % pues vayamos agora a la tercera </w:t>
+      </w:r>
+      <w:proofErr w:type="spellStart"/>
+      <w:r>
+        <w:rPr>
+          <w:rFonts w:ascii="Brill" w:hAnsi="Brill"/>
+          <w:lang w:val="es-ES"/>
+        </w:rPr>
+        <w:t>generacion</w:t>
+      </w:r>
+      <w:proofErr w:type="spellEnd"/>
+      <w:r>
+        <w:rPr>
+          <w:rFonts w:ascii="Brill" w:hAnsi="Brill"/>
+          <w:lang w:val="es-ES"/>
+        </w:rPr>
+        <w:t xml:space="preserve"> que es de aquellos que </w:t>
+      </w:r>
+      <w:proofErr w:type="spellStart"/>
+      <w:r>
+        <w:rPr>
+          <w:rFonts w:ascii="Brill" w:hAnsi="Brill"/>
+          <w:lang w:val="es-ES"/>
+        </w:rPr>
+        <w:t>pobro</w:t>
+      </w:r>
+      <w:proofErr w:type="spellEnd"/>
+      <w:r>
+        <w:rPr>
+          <w:rFonts w:ascii="Brill" w:hAnsi="Brill"/>
+          <w:lang w:val="es-ES"/>
+        </w:rPr>
+        <w:t xml:space="preserve"> el mundo que nacen de padre e de madre % e estos son fijos de </w:t>
+      </w:r>
+      <w:proofErr w:type="spellStart"/>
+      <w:r>
+        <w:rPr>
+          <w:rFonts w:ascii="Brill" w:hAnsi="Brill"/>
+          <w:lang w:val="es-ES"/>
+        </w:rPr>
+        <w:t>Adan</w:t>
+      </w:r>
+      <w:proofErr w:type="spellEnd"/>
+      <w:r>
+        <w:rPr>
+          <w:rFonts w:ascii="Brill" w:hAnsi="Brill"/>
+          <w:lang w:val="es-ES"/>
+        </w:rPr>
+        <w:t xml:space="preserve"> e vienen del pecado de </w:t>
+      </w:r>
+      <w:proofErr w:type="spellStart"/>
+      <w:r>
+        <w:rPr>
+          <w:rFonts w:ascii="Brill" w:hAnsi="Brill"/>
+          <w:lang w:val="es-ES"/>
+        </w:rPr>
+        <w:t>Adan</w:t>
+      </w:r>
+      <w:proofErr w:type="spellEnd"/>
+      <w:r>
+        <w:rPr>
+          <w:rFonts w:ascii="Brill" w:hAnsi="Brill"/>
+          <w:lang w:val="es-ES"/>
+        </w:rPr>
+        <w:t xml:space="preserve"> % e por eso somos </w:t>
+      </w:r>
+      <w:proofErr w:type="spellStart"/>
+      <w:r>
+        <w:rPr>
+          <w:rFonts w:ascii="Brill" w:hAnsi="Brill"/>
+          <w:lang w:val="es-ES"/>
+        </w:rPr>
+        <w:t>mas</w:t>
+      </w:r>
+      <w:proofErr w:type="spellEnd"/>
+      <w:r>
+        <w:rPr>
+          <w:rFonts w:ascii="Brill" w:hAnsi="Brill"/>
+          <w:lang w:val="es-ES"/>
+        </w:rPr>
+        <w:t xml:space="preserve"> dados a pecado e a voluntad de la carne que a bona salvo aquellos en que la </w:t>
+      </w:r>
+      <w:proofErr w:type="spellStart"/>
+      <w:r>
+        <w:rPr>
+          <w:rFonts w:ascii="Brill" w:hAnsi="Brill"/>
+          <w:lang w:val="es-ES"/>
+        </w:rPr>
+        <w:t>razon</w:t>
+      </w:r>
+      <w:proofErr w:type="spellEnd"/>
+      <w:r>
+        <w:rPr>
+          <w:rFonts w:ascii="Brill" w:hAnsi="Brill"/>
+          <w:lang w:val="es-ES"/>
+        </w:rPr>
+        <w:t xml:space="preserve"> de la alma </w:t>
+      </w:r>
+      <w:proofErr w:type="spellStart"/>
+      <w:r>
+        <w:rPr>
+          <w:rFonts w:ascii="Brill" w:hAnsi="Brill"/>
+          <w:lang w:val="es-ES"/>
+        </w:rPr>
+        <w:t>e</w:t>
+      </w:r>
+      <w:proofErr w:type="spellEnd"/>
+      <w:r>
+        <w:rPr>
+          <w:rFonts w:ascii="Brill" w:hAnsi="Brill"/>
+          <w:lang w:val="es-ES"/>
+        </w:rPr>
+        <w:t xml:space="preserve"> el </w:t>
+      </w:r>
+      <w:proofErr w:type="spellStart"/>
+      <w:r>
+        <w:rPr>
+          <w:rFonts w:ascii="Brill" w:hAnsi="Brill"/>
+          <w:lang w:val="es-ES"/>
+        </w:rPr>
+        <w:t>alunbramiento</w:t>
+      </w:r>
+      <w:proofErr w:type="spellEnd"/>
+      <w:r>
+        <w:rPr>
+          <w:rFonts w:ascii="Brill" w:hAnsi="Brill"/>
+          <w:lang w:val="es-ES"/>
+        </w:rPr>
+        <w:t xml:space="preserve"> de dios vence a las maldades d este mundo % la </w:t>
+      </w:r>
+      <w:proofErr w:type="spellStart"/>
+      <w:r>
+        <w:rPr>
+          <w:rFonts w:ascii="Brill" w:hAnsi="Brill"/>
+          <w:lang w:val="es-ES"/>
+        </w:rPr>
+        <w:t>quarta</w:t>
+      </w:r>
+      <w:proofErr w:type="spellEnd"/>
+      <w:r>
+        <w:rPr>
+          <w:rFonts w:ascii="Brill" w:hAnsi="Brill"/>
+          <w:lang w:val="es-ES"/>
+        </w:rPr>
+        <w:t xml:space="preserve"> </w:t>
+      </w:r>
+      <w:proofErr w:type="spellStart"/>
+      <w:r>
+        <w:rPr>
+          <w:rFonts w:ascii="Brill" w:hAnsi="Brill"/>
+          <w:lang w:val="es-ES"/>
+        </w:rPr>
+        <w:t>generacion</w:t>
+      </w:r>
+      <w:proofErr w:type="spellEnd"/>
+      <w:r>
+        <w:rPr>
+          <w:rFonts w:ascii="Brill" w:hAnsi="Brill"/>
+          <w:lang w:val="es-ES"/>
+        </w:rPr>
+        <w:t xml:space="preserve"> es de Jesucristo fijo de la bien aventurada santa </w:t>
+      </w:r>
+      <w:proofErr w:type="spellStart"/>
+      <w:r>
+        <w:rPr>
+          <w:rFonts w:ascii="Brill" w:hAnsi="Brill"/>
+          <w:lang w:val="es-ES"/>
+        </w:rPr>
+        <w:t>Maria</w:t>
+      </w:r>
+      <w:proofErr w:type="spellEnd"/>
+      <w:r>
+        <w:rPr>
+          <w:rFonts w:ascii="Brill" w:hAnsi="Brill"/>
+          <w:lang w:val="es-ES"/>
+        </w:rPr>
+        <w:t xml:space="preserve"> % e quiero te luego fazer en santa </w:t>
+      </w:r>
+      <w:proofErr w:type="spellStart"/>
+      <w:r>
+        <w:rPr>
+          <w:rFonts w:ascii="Brill" w:hAnsi="Brill"/>
+          <w:lang w:val="es-ES"/>
+        </w:rPr>
+        <w:t>Maria</w:t>
+      </w:r>
+      <w:proofErr w:type="spellEnd"/>
+      <w:r>
+        <w:rPr>
+          <w:rFonts w:ascii="Brill" w:hAnsi="Brill"/>
+          <w:lang w:val="es-ES"/>
+        </w:rPr>
+        <w:t xml:space="preserve"> su madre en </w:t>
+      </w:r>
+      <w:r>
+        <w:rPr>
+          <w:rFonts w:ascii="Brill" w:hAnsi="Brill"/>
+          <w:color w:val="FF0000"/>
+          <w:lang w:val="es-ES"/>
+        </w:rPr>
+        <w:t xml:space="preserve">17vb </w:t>
+      </w:r>
+      <w:r>
+        <w:rPr>
+          <w:rFonts w:ascii="Brill" w:hAnsi="Brill"/>
+          <w:lang w:val="es-ES"/>
+        </w:rPr>
+        <w:t xml:space="preserve">como guardo lo suyo en una pregunta que fizo </w:t>
+      </w:r>
+      <w:proofErr w:type="spellStart"/>
+      <w:r>
+        <w:rPr>
+          <w:rFonts w:ascii="Brill" w:hAnsi="Brill"/>
+          <w:lang w:val="es-ES"/>
+        </w:rPr>
+        <w:t>quando</w:t>
+      </w:r>
+      <w:proofErr w:type="spellEnd"/>
+      <w:r>
+        <w:rPr>
+          <w:rFonts w:ascii="Brill" w:hAnsi="Brill"/>
+          <w:lang w:val="es-ES"/>
+        </w:rPr>
+        <w:t xml:space="preserve"> el </w:t>
+      </w:r>
+      <w:proofErr w:type="spellStart"/>
+      <w:r>
+        <w:rPr>
+          <w:rFonts w:ascii="Brill" w:hAnsi="Brill"/>
+          <w:lang w:val="es-ES"/>
+        </w:rPr>
+        <w:t>angel</w:t>
+      </w:r>
+      <w:proofErr w:type="spellEnd"/>
+      <w:r>
+        <w:rPr>
+          <w:rFonts w:ascii="Brill" w:hAnsi="Brill"/>
+          <w:lang w:val="es-ES"/>
+        </w:rPr>
+        <w:t xml:space="preserve"> </w:t>
+      </w:r>
+      <w:proofErr w:type="spellStart"/>
+      <w:r>
+        <w:rPr>
+          <w:rFonts w:ascii="Brill" w:hAnsi="Brill"/>
+          <w:lang w:val="es-ES"/>
+        </w:rPr>
+        <w:t>troxo</w:t>
+      </w:r>
+      <w:proofErr w:type="spellEnd"/>
+      <w:r>
+        <w:rPr>
+          <w:rFonts w:ascii="Brill" w:hAnsi="Brill"/>
+          <w:lang w:val="es-ES"/>
+        </w:rPr>
+        <w:t xml:space="preserve"> la </w:t>
+      </w:r>
+      <w:proofErr w:type="spellStart"/>
+      <w:r>
+        <w:rPr>
+          <w:rFonts w:ascii="Brill" w:hAnsi="Brill"/>
+          <w:lang w:val="es-ES"/>
+        </w:rPr>
+        <w:t>mandaderia</w:t>
+      </w:r>
+      <w:proofErr w:type="spellEnd"/>
+      <w:r>
+        <w:rPr>
+          <w:rFonts w:ascii="Brill" w:hAnsi="Brill"/>
+          <w:lang w:val="es-ES"/>
+        </w:rPr>
+        <w:t xml:space="preserve"> del nuestro </w:t>
+      </w:r>
+      <w:r>
+        <w:rPr>
+          <w:rFonts w:ascii="Brill" w:hAnsi="Brill"/>
+          <w:lang w:val="es-ES"/>
+        </w:rPr>
+        <w:lastRenderedPageBreak/>
+        <w:t xml:space="preserve">señor % en aquel lugar do ella le dixo como puede ser esto que yo </w:t>
+      </w:r>
+      <w:proofErr w:type="spellStart"/>
+      <w:r>
+        <w:rPr>
+          <w:rFonts w:ascii="Brill" w:hAnsi="Brill"/>
+          <w:lang w:val="es-ES"/>
+        </w:rPr>
+        <w:t>non</w:t>
+      </w:r>
+      <w:proofErr w:type="spellEnd"/>
+      <w:r>
+        <w:rPr>
+          <w:rFonts w:ascii="Brill" w:hAnsi="Brill"/>
+          <w:lang w:val="es-ES"/>
+        </w:rPr>
+        <w:t xml:space="preserve"> conozco a </w:t>
+      </w:r>
+      <w:proofErr w:type="spellStart"/>
+      <w:r>
+        <w:rPr>
+          <w:rFonts w:ascii="Brill" w:hAnsi="Brill"/>
+          <w:lang w:val="es-ES"/>
+        </w:rPr>
+        <w:t>ningun</w:t>
+      </w:r>
+      <w:proofErr w:type="spellEnd"/>
+      <w:r>
+        <w:rPr>
+          <w:rFonts w:ascii="Brill" w:hAnsi="Brill"/>
+          <w:lang w:val="es-ES"/>
+        </w:rPr>
+        <w:t xml:space="preserve"> </w:t>
+      </w:r>
+      <w:proofErr w:type="spellStart"/>
+      <w:r>
+        <w:rPr>
+          <w:rFonts w:ascii="Brill" w:hAnsi="Brill"/>
+          <w:lang w:val="es-ES"/>
+        </w:rPr>
+        <w:t>varon</w:t>
+      </w:r>
+      <w:proofErr w:type="spellEnd"/>
+      <w:r>
+        <w:rPr>
+          <w:rFonts w:ascii="Brill" w:hAnsi="Brill"/>
+          <w:lang w:val="es-ES"/>
+        </w:rPr>
+        <w:t xml:space="preserve"> % pues ya vez en esta palabra como se ella quiso guardar de mal precio a </w:t>
+      </w:r>
+      <w:proofErr w:type="spellStart"/>
+      <w:r>
+        <w:rPr>
+          <w:rFonts w:ascii="Brill" w:hAnsi="Brill"/>
+          <w:lang w:val="es-ES"/>
+        </w:rPr>
+        <w:t>si</w:t>
+      </w:r>
+      <w:proofErr w:type="spellEnd"/>
+      <w:r>
+        <w:rPr>
+          <w:rFonts w:ascii="Brill" w:hAnsi="Brill"/>
+          <w:lang w:val="es-ES"/>
+        </w:rPr>
+        <w:t xml:space="preserve"> misma e a la % casa del rey David % e d esto que le ella dixo dio a entender que non </w:t>
+      </w:r>
+      <w:proofErr w:type="spellStart"/>
+      <w:r>
+        <w:rPr>
+          <w:rFonts w:ascii="Brill" w:hAnsi="Brill"/>
+          <w:lang w:val="es-ES"/>
+        </w:rPr>
+        <w:t>consentia</w:t>
+      </w:r>
+      <w:proofErr w:type="spellEnd"/>
+      <w:r>
+        <w:rPr>
+          <w:rFonts w:ascii="Brill" w:hAnsi="Brill"/>
+          <w:lang w:val="es-ES"/>
+        </w:rPr>
+        <w:t xml:space="preserve"> % a menos de ver la </w:t>
+      </w:r>
+      <w:proofErr w:type="spellStart"/>
+      <w:r>
+        <w:rPr>
+          <w:rFonts w:ascii="Brill" w:hAnsi="Brill"/>
+          <w:lang w:val="es-ES"/>
+        </w:rPr>
+        <w:t>razon</w:t>
+      </w:r>
+      <w:proofErr w:type="spellEnd"/>
+      <w:r>
+        <w:rPr>
+          <w:rFonts w:ascii="Brill" w:hAnsi="Brill"/>
+          <w:lang w:val="es-ES"/>
+        </w:rPr>
+        <w:t xml:space="preserve"> derecha por do </w:t>
+      </w:r>
+      <w:proofErr w:type="spellStart"/>
+      <w:r>
+        <w:rPr>
+          <w:rFonts w:ascii="Brill" w:hAnsi="Brill"/>
+          <w:lang w:val="es-ES"/>
+        </w:rPr>
+        <w:t>podiese</w:t>
+      </w:r>
+      <w:proofErr w:type="spellEnd"/>
+      <w:r>
+        <w:rPr>
+          <w:rFonts w:ascii="Brill" w:hAnsi="Brill"/>
+          <w:lang w:val="es-ES"/>
+        </w:rPr>
+        <w:t xml:space="preserve"> ser aquello </w:t>
+      </w:r>
+      <w:proofErr w:type="spellStart"/>
+      <w:r>
+        <w:rPr>
+          <w:rFonts w:ascii="Brill" w:hAnsi="Brill"/>
+          <w:lang w:val="es-ES"/>
+        </w:rPr>
+        <w:t>qu</w:t>
+      </w:r>
+      <w:proofErr w:type="spellEnd"/>
+      <w:r>
+        <w:rPr>
+          <w:rFonts w:ascii="Brill" w:hAnsi="Brill"/>
+          <w:lang w:val="es-ES"/>
+        </w:rPr>
+        <w:t xml:space="preserve"> el </w:t>
+      </w:r>
+      <w:proofErr w:type="spellStart"/>
+      <w:r>
+        <w:rPr>
+          <w:rFonts w:ascii="Brill" w:hAnsi="Brill"/>
+          <w:lang w:val="es-ES"/>
+        </w:rPr>
+        <w:t>dezia</w:t>
+      </w:r>
+      <w:proofErr w:type="spellEnd"/>
+      <w:r>
+        <w:rPr>
+          <w:rFonts w:ascii="Brill" w:hAnsi="Brill"/>
+          <w:lang w:val="es-ES"/>
+        </w:rPr>
+        <w:t xml:space="preserve"> sin errar e sin mal </w:t>
+      </w:r>
+      <w:proofErr w:type="spellStart"/>
+      <w:r>
+        <w:rPr>
+          <w:rFonts w:ascii="Brill" w:hAnsi="Brill"/>
+          <w:lang w:val="es-ES"/>
+        </w:rPr>
+        <w:t>estança</w:t>
+      </w:r>
+      <w:proofErr w:type="spellEnd"/>
+      <w:r>
+        <w:rPr>
+          <w:rFonts w:ascii="Brill" w:hAnsi="Brill"/>
+          <w:lang w:val="es-ES"/>
+        </w:rPr>
+        <w:t xml:space="preserve"> de </w:t>
+      </w:r>
+      <w:proofErr w:type="spellStart"/>
+      <w:r>
+        <w:rPr>
+          <w:rFonts w:ascii="Brill" w:hAnsi="Brill"/>
+          <w:lang w:val="es-ES"/>
+        </w:rPr>
+        <w:t>si</w:t>
+      </w:r>
+      <w:proofErr w:type="spellEnd"/>
+      <w:r>
+        <w:rPr>
+          <w:rFonts w:ascii="Brill" w:hAnsi="Brill"/>
+          <w:lang w:val="es-ES"/>
+        </w:rPr>
+        <w:t xml:space="preserve"> mismo % e por tal muger como esta </w:t>
+      </w:r>
+      <w:proofErr w:type="spellStart"/>
+      <w:r>
+        <w:rPr>
+          <w:rFonts w:ascii="Brill" w:hAnsi="Brill"/>
+          <w:lang w:val="es-ES"/>
+        </w:rPr>
+        <w:t>podrian</w:t>
+      </w:r>
+      <w:proofErr w:type="spellEnd"/>
+      <w:r>
+        <w:rPr>
+          <w:rFonts w:ascii="Brill" w:hAnsi="Brill"/>
+          <w:lang w:val="es-ES"/>
+        </w:rPr>
+        <w:t xml:space="preserve"> llamar </w:t>
+      </w:r>
+      <w:proofErr w:type="spellStart"/>
+      <w:r>
+        <w:rPr>
+          <w:rFonts w:ascii="Brill" w:hAnsi="Brill"/>
+          <w:lang w:val="es-ES"/>
+        </w:rPr>
+        <w:t>mas</w:t>
+      </w:r>
+      <w:proofErr w:type="spellEnd"/>
+      <w:r>
+        <w:rPr>
+          <w:rFonts w:ascii="Brill" w:hAnsi="Brill"/>
+          <w:lang w:val="es-ES"/>
+        </w:rPr>
+        <w:t xml:space="preserve"> con derecho varona que non Eva ca esta lo era en </w:t>
+      </w:r>
+      <w:proofErr w:type="spellStart"/>
+      <w:r>
+        <w:rPr>
+          <w:rFonts w:ascii="Brill" w:hAnsi="Brill"/>
+          <w:lang w:val="es-ES"/>
+        </w:rPr>
+        <w:t>bondat</w:t>
+      </w:r>
+      <w:proofErr w:type="spellEnd"/>
+      <w:r>
+        <w:rPr>
+          <w:rFonts w:ascii="Brill" w:hAnsi="Brill"/>
+          <w:lang w:val="es-ES"/>
+        </w:rPr>
+        <w:t xml:space="preserve"> e en seso e en cordura e bien lo </w:t>
+      </w:r>
+      <w:proofErr w:type="spellStart"/>
+      <w:r>
+        <w:rPr>
+          <w:rFonts w:ascii="Brill" w:hAnsi="Brill"/>
+          <w:lang w:val="es-ES"/>
+        </w:rPr>
+        <w:t>podredes</w:t>
+      </w:r>
+      <w:proofErr w:type="spellEnd"/>
+      <w:r>
+        <w:rPr>
+          <w:rFonts w:ascii="Brill" w:hAnsi="Brill"/>
+          <w:lang w:val="es-ES"/>
+        </w:rPr>
+        <w:t xml:space="preserve"> ver en esta demanda que nos </w:t>
+      </w:r>
+      <w:proofErr w:type="spellStart"/>
+      <w:r>
+        <w:rPr>
+          <w:rFonts w:ascii="Brill" w:hAnsi="Brill"/>
+          <w:lang w:val="es-ES"/>
+        </w:rPr>
+        <w:t>deximos</w:t>
+      </w:r>
+      <w:proofErr w:type="spellEnd"/>
+      <w:r>
+        <w:rPr>
+          <w:rFonts w:ascii="Brill" w:hAnsi="Brill"/>
+          <w:lang w:val="es-ES"/>
+        </w:rPr>
+        <w:t xml:space="preserve"> que ella fizo al </w:t>
+      </w:r>
+      <w:proofErr w:type="spellStart"/>
+      <w:r>
+        <w:rPr>
+          <w:rFonts w:ascii="Brill" w:hAnsi="Brill"/>
+          <w:lang w:val="es-ES"/>
+        </w:rPr>
+        <w:t>angel</w:t>
+      </w:r>
+      <w:proofErr w:type="spellEnd"/>
+      <w:r>
+        <w:rPr>
+          <w:rFonts w:ascii="Brill" w:hAnsi="Brill"/>
+          <w:lang w:val="es-ES"/>
+        </w:rPr>
+        <w:t xml:space="preserve"> </w:t>
+      </w:r>
+      <w:proofErr w:type="spellStart"/>
+      <w:r>
+        <w:rPr>
+          <w:rFonts w:ascii="Brill" w:hAnsi="Brill"/>
+          <w:lang w:val="es-ES"/>
+        </w:rPr>
+        <w:t>quando</w:t>
+      </w:r>
+      <w:proofErr w:type="spellEnd"/>
+      <w:r>
+        <w:rPr>
+          <w:rFonts w:ascii="Brill" w:hAnsi="Brill"/>
+          <w:lang w:val="es-ES"/>
+        </w:rPr>
+        <w:t xml:space="preserve"> dixo </w:t>
+      </w:r>
+      <w:proofErr w:type="spellStart"/>
+      <w:r>
+        <w:rPr>
+          <w:rFonts w:ascii="Brill" w:hAnsi="Brill"/>
+          <w:color w:val="E97132" w:themeColor="accent2"/>
+          <w:lang w:val="es-ES"/>
+        </w:rPr>
+        <w:t>Quomodo</w:t>
+      </w:r>
+      <w:proofErr w:type="spellEnd"/>
+      <w:r>
+        <w:rPr>
+          <w:rFonts w:ascii="Brill" w:hAnsi="Brill"/>
+          <w:color w:val="E97132" w:themeColor="accent2"/>
+          <w:lang w:val="es-ES"/>
+        </w:rPr>
+        <w:t xml:space="preserve"> </w:t>
+      </w:r>
+      <w:proofErr w:type="spellStart"/>
+      <w:r>
+        <w:rPr>
+          <w:rFonts w:ascii="Brill" w:hAnsi="Brill"/>
+          <w:color w:val="E97132" w:themeColor="accent2"/>
+          <w:lang w:val="es-ES"/>
+        </w:rPr>
+        <w:t>fies</w:t>
+      </w:r>
+      <w:proofErr w:type="spellEnd"/>
+      <w:r>
+        <w:rPr>
+          <w:rFonts w:ascii="Brill" w:hAnsi="Brill"/>
+          <w:color w:val="E97132" w:themeColor="accent2"/>
+          <w:lang w:val="es-ES"/>
+        </w:rPr>
+        <w:t xml:space="preserve"> </w:t>
+      </w:r>
+      <w:proofErr w:type="spellStart"/>
+      <w:r>
+        <w:rPr>
+          <w:rFonts w:ascii="Brill" w:hAnsi="Brill"/>
+          <w:color w:val="E97132" w:themeColor="accent2"/>
+          <w:lang w:val="es-ES"/>
+        </w:rPr>
+        <w:t>istud</w:t>
+      </w:r>
+      <w:proofErr w:type="spellEnd"/>
+      <w:r>
+        <w:rPr>
+          <w:rFonts w:ascii="Brill" w:hAnsi="Brill"/>
+          <w:color w:val="E97132" w:themeColor="accent2"/>
+          <w:lang w:val="es-ES"/>
+        </w:rPr>
+        <w:t xml:space="preserve"> </w:t>
+      </w:r>
+      <w:proofErr w:type="spellStart"/>
+      <w:r>
+        <w:rPr>
+          <w:rFonts w:ascii="Brill" w:hAnsi="Brill"/>
+          <w:color w:val="E97132" w:themeColor="accent2"/>
+          <w:lang w:val="es-ES"/>
+        </w:rPr>
+        <w:t>quoniam</w:t>
+      </w:r>
+      <w:proofErr w:type="spellEnd"/>
+      <w:r>
+        <w:rPr>
+          <w:rFonts w:ascii="Brill" w:hAnsi="Brill"/>
+          <w:color w:val="E97132" w:themeColor="accent2"/>
+          <w:lang w:val="es-ES"/>
+        </w:rPr>
+        <w:t xml:space="preserve"> </w:t>
+      </w:r>
+      <w:proofErr w:type="spellStart"/>
+      <w:r>
+        <w:rPr>
+          <w:rFonts w:ascii="Brill" w:hAnsi="Brill"/>
+          <w:color w:val="E97132" w:themeColor="accent2"/>
+          <w:lang w:val="es-ES"/>
+        </w:rPr>
+        <w:t>virum</w:t>
+      </w:r>
+      <w:proofErr w:type="spellEnd"/>
+      <w:r>
+        <w:rPr>
+          <w:rFonts w:ascii="Brill" w:hAnsi="Brill"/>
+          <w:color w:val="E97132" w:themeColor="accent2"/>
+          <w:lang w:val="es-ES"/>
+        </w:rPr>
+        <w:t xml:space="preserve"> non </w:t>
+      </w:r>
+      <w:proofErr w:type="spellStart"/>
+      <w:r>
+        <w:rPr>
+          <w:rFonts w:ascii="Brill" w:hAnsi="Brill"/>
+          <w:color w:val="E97132" w:themeColor="accent2"/>
+          <w:lang w:val="es-ES"/>
+        </w:rPr>
+        <w:t>cognosco</w:t>
+      </w:r>
+      <w:proofErr w:type="spellEnd"/>
+      <w:r>
+        <w:rPr>
+          <w:rFonts w:ascii="Brill" w:hAnsi="Brill"/>
+          <w:lang w:val="es-ES"/>
+        </w:rPr>
+        <w:t xml:space="preserve"> % </w:t>
+      </w:r>
+      <w:proofErr w:type="spellStart"/>
+      <w:r>
+        <w:rPr>
+          <w:rFonts w:ascii="Brill" w:hAnsi="Brill"/>
+          <w:lang w:val="es-ES"/>
+        </w:rPr>
+        <w:t>respondio</w:t>
+      </w:r>
+      <w:proofErr w:type="spellEnd"/>
+      <w:r>
+        <w:rPr>
+          <w:rFonts w:ascii="Brill" w:hAnsi="Brill"/>
+          <w:lang w:val="es-ES"/>
+        </w:rPr>
+        <w:t xml:space="preserve"> el </w:t>
+      </w:r>
+      <w:proofErr w:type="spellStart"/>
+      <w:r>
+        <w:rPr>
+          <w:rFonts w:ascii="Brill" w:hAnsi="Brill"/>
+          <w:lang w:val="es-ES"/>
+        </w:rPr>
+        <w:t>angel</w:t>
+      </w:r>
+      <w:proofErr w:type="spellEnd"/>
+      <w:r>
+        <w:rPr>
+          <w:rFonts w:ascii="Brill" w:hAnsi="Brill"/>
+          <w:lang w:val="es-ES"/>
+        </w:rPr>
+        <w:t xml:space="preserve"> </w:t>
+      </w:r>
+      <w:proofErr w:type="spellStart"/>
+      <w:r>
+        <w:rPr>
+          <w:rFonts w:ascii="Brill" w:hAnsi="Brill"/>
+          <w:color w:val="E97132" w:themeColor="accent2"/>
+          <w:lang w:val="es-ES"/>
+        </w:rPr>
+        <w:t>Espiritus</w:t>
+      </w:r>
+      <w:proofErr w:type="spellEnd"/>
+      <w:r>
+        <w:rPr>
+          <w:rFonts w:ascii="Brill" w:hAnsi="Brill"/>
+          <w:color w:val="E97132" w:themeColor="accent2"/>
+          <w:lang w:val="es-ES"/>
+        </w:rPr>
+        <w:t xml:space="preserve"> </w:t>
+      </w:r>
+      <w:proofErr w:type="spellStart"/>
+      <w:r>
+        <w:rPr>
+          <w:rFonts w:ascii="Brill" w:hAnsi="Brill"/>
+          <w:color w:val="E97132" w:themeColor="accent2"/>
+          <w:lang w:val="es-ES"/>
+        </w:rPr>
+        <w:t>sanctos</w:t>
+      </w:r>
+      <w:proofErr w:type="spellEnd"/>
+      <w:r>
+        <w:rPr>
+          <w:rFonts w:ascii="Brill" w:hAnsi="Brill"/>
+          <w:color w:val="E97132" w:themeColor="accent2"/>
+          <w:lang w:val="es-ES"/>
+        </w:rPr>
+        <w:t xml:space="preserve"> </w:t>
+      </w:r>
+      <w:proofErr w:type="spellStart"/>
+      <w:r>
+        <w:rPr>
+          <w:rFonts w:ascii="Brill" w:hAnsi="Brill"/>
+          <w:color w:val="E97132" w:themeColor="accent2"/>
+          <w:lang w:val="es-ES"/>
+        </w:rPr>
+        <w:t>supervenied</w:t>
+      </w:r>
+      <w:proofErr w:type="spellEnd"/>
+      <w:r>
+        <w:rPr>
+          <w:rFonts w:ascii="Brill" w:hAnsi="Brill"/>
+          <w:color w:val="E97132" w:themeColor="accent2"/>
+          <w:lang w:val="es-ES"/>
+        </w:rPr>
+        <w:t xml:space="preserve"> in te et </w:t>
+      </w:r>
+      <w:proofErr w:type="spellStart"/>
+      <w:r>
+        <w:rPr>
+          <w:rFonts w:ascii="Brill" w:hAnsi="Brill"/>
+          <w:color w:val="E97132" w:themeColor="accent2"/>
+          <w:lang w:val="es-ES"/>
+        </w:rPr>
+        <w:t>virtus</w:t>
+      </w:r>
+      <w:proofErr w:type="spellEnd"/>
+      <w:r>
+        <w:rPr>
+          <w:rFonts w:ascii="Brill" w:hAnsi="Brill"/>
+          <w:color w:val="E97132" w:themeColor="accent2"/>
+          <w:lang w:val="es-ES"/>
+        </w:rPr>
+        <w:t xml:space="preserve"> </w:t>
+      </w:r>
+      <w:proofErr w:type="spellStart"/>
+      <w:r>
+        <w:rPr>
+          <w:rFonts w:ascii="Brill" w:hAnsi="Brill"/>
+          <w:color w:val="E97132" w:themeColor="accent2"/>
+          <w:lang w:val="es-ES"/>
+        </w:rPr>
+        <w:t>altisimi</w:t>
+      </w:r>
+      <w:proofErr w:type="spellEnd"/>
+      <w:r>
+        <w:rPr>
+          <w:rFonts w:ascii="Brill" w:hAnsi="Brill"/>
+          <w:color w:val="E97132" w:themeColor="accent2"/>
+          <w:lang w:val="es-ES"/>
+        </w:rPr>
+        <w:t xml:space="preserve"> </w:t>
+      </w:r>
+      <w:proofErr w:type="spellStart"/>
+      <w:r>
+        <w:rPr>
+          <w:rFonts w:ascii="Brill" w:hAnsi="Brill"/>
+          <w:color w:val="E97132" w:themeColor="accent2"/>
+          <w:lang w:val="es-ES"/>
+        </w:rPr>
+        <w:t>obumblabit</w:t>
+      </w:r>
+      <w:proofErr w:type="spellEnd"/>
+      <w:r>
+        <w:rPr>
+          <w:rFonts w:ascii="Brill" w:hAnsi="Brill"/>
+          <w:color w:val="E97132" w:themeColor="accent2"/>
+          <w:lang w:val="es-ES"/>
+        </w:rPr>
+        <w:t xml:space="preserve"> tibi</w:t>
+      </w:r>
+      <w:r>
+        <w:rPr>
+          <w:rFonts w:ascii="Brill" w:hAnsi="Brill"/>
+          <w:lang w:val="es-ES"/>
+        </w:rPr>
+        <w:t xml:space="preserve"> que non como Eva </w:t>
+      </w:r>
+      <w:proofErr w:type="spellStart"/>
+      <w:r>
+        <w:rPr>
+          <w:rFonts w:ascii="Brill" w:hAnsi="Brill"/>
+          <w:lang w:val="es-ES"/>
+        </w:rPr>
+        <w:t>quando</w:t>
+      </w:r>
+      <w:proofErr w:type="spellEnd"/>
+      <w:r>
+        <w:rPr>
+          <w:rFonts w:ascii="Brill" w:hAnsi="Brill"/>
+          <w:lang w:val="es-ES"/>
+        </w:rPr>
+        <w:t xml:space="preserve"> el </w:t>
+      </w:r>
+      <w:proofErr w:type="spellStart"/>
+      <w:r>
+        <w:rPr>
+          <w:rFonts w:ascii="Brill" w:hAnsi="Brill"/>
+          <w:lang w:val="es-ES"/>
+        </w:rPr>
+        <w:t>diabro</w:t>
+      </w:r>
+      <w:proofErr w:type="spellEnd"/>
+      <w:r>
+        <w:rPr>
+          <w:rFonts w:ascii="Brill" w:hAnsi="Brill"/>
+          <w:lang w:val="es-ES"/>
+        </w:rPr>
+        <w:t xml:space="preserve"> le </w:t>
+      </w:r>
+      <w:proofErr w:type="spellStart"/>
+      <w:r>
+        <w:rPr>
+          <w:rFonts w:ascii="Brill" w:hAnsi="Brill"/>
+          <w:lang w:val="es-ES"/>
+        </w:rPr>
+        <w:t>vieno</w:t>
+      </w:r>
+      <w:proofErr w:type="spellEnd"/>
+      <w:r>
+        <w:rPr>
+          <w:rFonts w:ascii="Brill" w:hAnsi="Brill"/>
+          <w:lang w:val="es-ES"/>
+        </w:rPr>
+        <w:t xml:space="preserve"> dar aquel consejo non le quiso demandar que era aquel mal o el bien que le ende </w:t>
+      </w:r>
+      <w:proofErr w:type="spellStart"/>
+      <w:r>
+        <w:rPr>
+          <w:rFonts w:ascii="Brill" w:hAnsi="Brill"/>
+          <w:lang w:val="es-ES"/>
+        </w:rPr>
+        <w:t>podia</w:t>
+      </w:r>
+      <w:proofErr w:type="spellEnd"/>
+      <w:r>
+        <w:rPr>
+          <w:rFonts w:ascii="Brill" w:hAnsi="Brill"/>
+          <w:lang w:val="es-ES"/>
+        </w:rPr>
+        <w:t xml:space="preserve"> venir % e por tal </w:t>
+      </w:r>
+      <w:proofErr w:type="spellStart"/>
+      <w:r>
+        <w:rPr>
+          <w:rFonts w:ascii="Brill" w:hAnsi="Brill"/>
+          <w:lang w:val="es-ES"/>
+        </w:rPr>
+        <w:t>razon</w:t>
+      </w:r>
+      <w:proofErr w:type="spellEnd"/>
+      <w:r>
+        <w:rPr>
+          <w:rFonts w:ascii="Brill" w:hAnsi="Brill"/>
+          <w:lang w:val="es-ES"/>
+        </w:rPr>
+        <w:t xml:space="preserve"> como esta dizen quien pregunta non yerra % e veyendo el nuestro señor la </w:t>
+      </w:r>
+      <w:proofErr w:type="spellStart"/>
+      <w:r>
+        <w:rPr>
+          <w:rFonts w:ascii="Brill" w:hAnsi="Brill"/>
+          <w:lang w:val="es-ES"/>
+        </w:rPr>
+        <w:t>bondat</w:t>
+      </w:r>
+      <w:proofErr w:type="spellEnd"/>
+      <w:r>
+        <w:rPr>
+          <w:rFonts w:ascii="Brill" w:hAnsi="Brill"/>
+          <w:lang w:val="es-ES"/>
+        </w:rPr>
+        <w:t xml:space="preserve"> que </w:t>
+      </w:r>
+      <w:proofErr w:type="spellStart"/>
+      <w:r>
+        <w:rPr>
+          <w:rFonts w:ascii="Brill" w:hAnsi="Brill"/>
+          <w:lang w:val="es-ES"/>
+        </w:rPr>
+        <w:t>avia</w:t>
+      </w:r>
+      <w:proofErr w:type="spellEnd"/>
+      <w:r>
+        <w:rPr>
+          <w:rFonts w:ascii="Brill" w:hAnsi="Brill"/>
+          <w:lang w:val="es-ES"/>
+        </w:rPr>
+        <w:t xml:space="preserve"> en esta muger quiso la fazer su madre e </w:t>
+      </w:r>
+      <w:proofErr w:type="spellStart"/>
+      <w:r>
+        <w:rPr>
+          <w:rFonts w:ascii="Brill" w:hAnsi="Brill"/>
+          <w:lang w:val="es-ES"/>
+        </w:rPr>
+        <w:t>nacio</w:t>
+      </w:r>
+      <w:proofErr w:type="spellEnd"/>
+      <w:r>
+        <w:rPr>
+          <w:rFonts w:ascii="Brill" w:hAnsi="Brill"/>
+          <w:lang w:val="es-ES"/>
+        </w:rPr>
+        <w:t xml:space="preserve"> el d ella e esta fue la </w:t>
+      </w:r>
+      <w:proofErr w:type="spellStart"/>
+      <w:r>
+        <w:rPr>
+          <w:rFonts w:ascii="Brill" w:hAnsi="Brill"/>
+          <w:lang w:val="es-ES"/>
+        </w:rPr>
+        <w:t>quarta</w:t>
+      </w:r>
+      <w:proofErr w:type="spellEnd"/>
+      <w:r>
+        <w:rPr>
+          <w:rFonts w:ascii="Brill" w:hAnsi="Brill"/>
+          <w:lang w:val="es-ES"/>
+        </w:rPr>
+        <w:t xml:space="preserve"> </w:t>
+      </w:r>
+      <w:proofErr w:type="spellStart"/>
+      <w:r>
+        <w:rPr>
+          <w:rFonts w:ascii="Brill" w:hAnsi="Brill"/>
+          <w:lang w:val="es-ES"/>
+        </w:rPr>
+        <w:t>generacion</w:t>
+      </w:r>
+      <w:proofErr w:type="spellEnd"/>
+      <w:r>
+        <w:rPr>
+          <w:rFonts w:ascii="Brill" w:hAnsi="Brill"/>
+          <w:lang w:val="es-ES"/>
+        </w:rPr>
+        <w:t xml:space="preserve"> que fue </w:t>
+      </w:r>
+      <w:r>
+        <w:rPr>
+          <w:rFonts w:ascii="Brill" w:hAnsi="Brill"/>
+          <w:color w:val="FF0000"/>
+          <w:lang w:val="es-ES"/>
+        </w:rPr>
+        <w:t xml:space="preserve">19ra </w:t>
+      </w:r>
+      <w:r>
+        <w:rPr>
+          <w:rFonts w:ascii="Brill" w:hAnsi="Brill"/>
+          <w:lang w:val="es-ES"/>
+        </w:rPr>
+        <w:t xml:space="preserve">departida de las otras tres que te ya dixe de </w:t>
+      </w:r>
+      <w:proofErr w:type="spellStart"/>
+      <w:r>
+        <w:rPr>
+          <w:rFonts w:ascii="Brill" w:hAnsi="Brill"/>
+          <w:lang w:val="es-ES"/>
+        </w:rPr>
+        <w:t>Adan</w:t>
+      </w:r>
+      <w:proofErr w:type="spellEnd"/>
+      <w:r>
+        <w:rPr>
+          <w:rFonts w:ascii="Brill" w:hAnsi="Brill"/>
+          <w:lang w:val="es-ES"/>
+        </w:rPr>
+        <w:t xml:space="preserve"> que fue la primera e de Eva que fue la segunda e de los ombres que fue la tercera onde venimos % e </w:t>
+      </w:r>
+      <w:proofErr w:type="spellStart"/>
+      <w:r>
+        <w:rPr>
+          <w:rFonts w:ascii="Brill" w:hAnsi="Brill"/>
+          <w:lang w:val="es-ES"/>
+        </w:rPr>
+        <w:t>quanto</w:t>
+      </w:r>
+      <w:proofErr w:type="spellEnd"/>
+      <w:r>
+        <w:rPr>
+          <w:rFonts w:ascii="Brill" w:hAnsi="Brill"/>
+          <w:lang w:val="es-ES"/>
+        </w:rPr>
+        <w:t xml:space="preserve"> mal e </w:t>
+      </w:r>
+      <w:proofErr w:type="spellStart"/>
+      <w:r>
+        <w:rPr>
+          <w:rFonts w:ascii="Brill" w:hAnsi="Brill"/>
+          <w:lang w:val="es-ES"/>
+        </w:rPr>
+        <w:t>quanto</w:t>
+      </w:r>
+      <w:proofErr w:type="spellEnd"/>
+      <w:r>
+        <w:rPr>
+          <w:rFonts w:ascii="Brill" w:hAnsi="Brill"/>
+          <w:lang w:val="es-ES"/>
+        </w:rPr>
+        <w:t xml:space="preserve"> yerro ovo en las otras tres todo se </w:t>
+      </w:r>
+      <w:proofErr w:type="spellStart"/>
+      <w:r>
+        <w:rPr>
+          <w:rFonts w:ascii="Brill" w:hAnsi="Brill"/>
+          <w:lang w:val="es-ES"/>
+        </w:rPr>
+        <w:t>cobro</w:t>
+      </w:r>
+      <w:proofErr w:type="spellEnd"/>
+      <w:r>
+        <w:rPr>
+          <w:rFonts w:ascii="Brill" w:hAnsi="Brill"/>
+          <w:lang w:val="es-ES"/>
+        </w:rPr>
+        <w:t xml:space="preserve"> e se emendo por esta </w:t>
+      </w:r>
+      <w:proofErr w:type="spellStart"/>
+      <w:r>
+        <w:rPr>
+          <w:rFonts w:ascii="Brill" w:hAnsi="Brill"/>
+          <w:lang w:val="es-ES"/>
+        </w:rPr>
+        <w:t>quarta</w:t>
+      </w:r>
+      <w:proofErr w:type="spellEnd"/>
+      <w:r>
+        <w:rPr>
+          <w:rFonts w:ascii="Brill" w:hAnsi="Brill"/>
+          <w:lang w:val="es-ES"/>
+        </w:rPr>
+        <w:t xml:space="preserve"> </w:t>
+      </w:r>
+      <w:proofErr w:type="spellStart"/>
+      <w:r>
+        <w:rPr>
+          <w:rFonts w:ascii="Brill" w:hAnsi="Brill"/>
+          <w:lang w:val="es-ES"/>
+        </w:rPr>
+        <w:t>generacion</w:t>
+      </w:r>
+      <w:proofErr w:type="spellEnd"/>
+      <w:r>
+        <w:rPr>
+          <w:rFonts w:ascii="Brill" w:hAnsi="Brill"/>
+          <w:lang w:val="es-ES"/>
+        </w:rPr>
+        <w:t xml:space="preserve"> de la nacencia del salvador del mundo. % e este </w:t>
+      </w:r>
+      <w:proofErr w:type="spellStart"/>
+      <w:r>
+        <w:rPr>
+          <w:rFonts w:ascii="Brill" w:hAnsi="Brill"/>
+          <w:lang w:val="es-ES"/>
+        </w:rPr>
+        <w:t>nonbre</w:t>
+      </w:r>
+      <w:proofErr w:type="spellEnd"/>
+      <w:r>
+        <w:rPr>
+          <w:rFonts w:ascii="Brill" w:hAnsi="Brill"/>
+          <w:lang w:val="es-ES"/>
+        </w:rPr>
+        <w:t xml:space="preserve"> de salvador ovo el con muy gran derecho ca </w:t>
+      </w:r>
+      <w:proofErr w:type="spellStart"/>
+      <w:r>
+        <w:rPr>
+          <w:rFonts w:ascii="Brill" w:hAnsi="Brill"/>
+          <w:lang w:val="es-ES"/>
+        </w:rPr>
+        <w:t>conpro</w:t>
+      </w:r>
+      <w:proofErr w:type="spellEnd"/>
+      <w:r>
+        <w:rPr>
+          <w:rFonts w:ascii="Brill" w:hAnsi="Brill"/>
+          <w:lang w:val="es-ES"/>
+        </w:rPr>
+        <w:t xml:space="preserve"> nos e salvo nos por la su sangre preciosa que quiso que fuese </w:t>
+      </w:r>
+      <w:proofErr w:type="spellStart"/>
+      <w:r>
+        <w:rPr>
+          <w:rFonts w:ascii="Brill" w:hAnsi="Brill"/>
+          <w:lang w:val="es-ES"/>
+        </w:rPr>
+        <w:t>espargida</w:t>
+      </w:r>
+      <w:proofErr w:type="spellEnd"/>
+      <w:r>
+        <w:rPr>
+          <w:rFonts w:ascii="Brill" w:hAnsi="Brill"/>
+          <w:lang w:val="es-ES"/>
+        </w:rPr>
+        <w:t xml:space="preserve"> por los nuestros pecados de los pecadores % e </w:t>
+      </w:r>
+      <w:proofErr w:type="spellStart"/>
+      <w:r>
+        <w:rPr>
+          <w:rFonts w:ascii="Brill" w:hAnsi="Brill"/>
+          <w:lang w:val="es-ES"/>
+        </w:rPr>
+        <w:t>asi</w:t>
+      </w:r>
+      <w:proofErr w:type="spellEnd"/>
+      <w:r>
+        <w:rPr>
+          <w:rFonts w:ascii="Brill" w:hAnsi="Brill"/>
+          <w:lang w:val="es-ES"/>
+        </w:rPr>
+        <w:t xml:space="preserve"> como el </w:t>
+      </w:r>
+      <w:proofErr w:type="spellStart"/>
+      <w:r>
+        <w:rPr>
+          <w:rFonts w:ascii="Brill" w:hAnsi="Brill"/>
+          <w:lang w:val="es-ES"/>
+        </w:rPr>
+        <w:t>faga</w:t>
+      </w:r>
+      <w:proofErr w:type="spellEnd"/>
+      <w:r>
+        <w:rPr>
+          <w:rFonts w:ascii="Brill" w:hAnsi="Brill"/>
+          <w:lang w:val="es-ES"/>
+        </w:rPr>
+        <w:t xml:space="preserve"> en que pisan las huas se lava con el vino que d ellas sale </w:t>
+      </w:r>
+      <w:proofErr w:type="spellStart"/>
+      <w:r>
+        <w:rPr>
+          <w:rFonts w:ascii="Brill" w:hAnsi="Brill"/>
+          <w:lang w:val="es-ES"/>
+        </w:rPr>
+        <w:t>asi</w:t>
+      </w:r>
+      <w:proofErr w:type="spellEnd"/>
+      <w:r>
+        <w:rPr>
+          <w:rFonts w:ascii="Brill" w:hAnsi="Brill"/>
+          <w:lang w:val="es-ES"/>
+        </w:rPr>
+        <w:t xml:space="preserve"> se </w:t>
+      </w:r>
+      <w:proofErr w:type="spellStart"/>
+      <w:r>
+        <w:rPr>
+          <w:rFonts w:ascii="Brill" w:hAnsi="Brill"/>
+          <w:lang w:val="es-ES"/>
+        </w:rPr>
+        <w:t>lavo</w:t>
+      </w:r>
+      <w:proofErr w:type="spellEnd"/>
+      <w:r>
+        <w:rPr>
+          <w:rFonts w:ascii="Brill" w:hAnsi="Brill"/>
+          <w:lang w:val="es-ES"/>
+        </w:rPr>
+        <w:t xml:space="preserve"> todo el mundo por la sangre preciosa que </w:t>
+      </w:r>
+      <w:proofErr w:type="spellStart"/>
+      <w:r>
+        <w:rPr>
+          <w:rFonts w:ascii="Brill" w:hAnsi="Brill"/>
+          <w:lang w:val="es-ES"/>
+        </w:rPr>
+        <w:t>salio</w:t>
+      </w:r>
+      <w:proofErr w:type="spellEnd"/>
+      <w:r>
+        <w:rPr>
+          <w:rFonts w:ascii="Brill" w:hAnsi="Brill"/>
+          <w:lang w:val="es-ES"/>
+        </w:rPr>
+        <w:t xml:space="preserve"> del cuerpo del nuestro señor Jesucristo % e esto </w:t>
+      </w:r>
+      <w:proofErr w:type="spellStart"/>
+      <w:r>
+        <w:rPr>
+          <w:rFonts w:ascii="Brill" w:hAnsi="Brill"/>
+          <w:lang w:val="es-ES"/>
+        </w:rPr>
+        <w:t>qu</w:t>
+      </w:r>
+      <w:proofErr w:type="spellEnd"/>
+      <w:r>
+        <w:rPr>
+          <w:rFonts w:ascii="Brill" w:hAnsi="Brill"/>
+          <w:lang w:val="es-ES"/>
+        </w:rPr>
+        <w:t xml:space="preserve"> el fizo por nos fizo lo por tres cosas % la primera non se fallando bien de lo que a nos </w:t>
+      </w:r>
+      <w:proofErr w:type="spellStart"/>
+      <w:r>
+        <w:rPr>
+          <w:rFonts w:ascii="Brill" w:hAnsi="Brill"/>
+          <w:lang w:val="es-ES"/>
+        </w:rPr>
+        <w:t>feziera</w:t>
+      </w:r>
+      <w:proofErr w:type="spellEnd"/>
+      <w:r>
+        <w:rPr>
+          <w:rFonts w:ascii="Brill" w:hAnsi="Brill"/>
+          <w:lang w:val="es-ES"/>
+        </w:rPr>
+        <w:t xml:space="preserve"> % la segunda doliendo se de los que </w:t>
+      </w:r>
+      <w:proofErr w:type="spellStart"/>
+      <w:r>
+        <w:rPr>
+          <w:rFonts w:ascii="Brill" w:hAnsi="Brill"/>
+          <w:lang w:val="es-ES"/>
+        </w:rPr>
+        <w:t>feziera</w:t>
+      </w:r>
+      <w:proofErr w:type="spellEnd"/>
+      <w:r>
+        <w:rPr>
+          <w:rFonts w:ascii="Brill" w:hAnsi="Brill"/>
+          <w:lang w:val="es-ES"/>
+        </w:rPr>
+        <w:t xml:space="preserve"> e criara e non queriendo que </w:t>
+      </w:r>
+      <w:proofErr w:type="spellStart"/>
+      <w:r>
+        <w:rPr>
+          <w:rFonts w:ascii="Brill" w:hAnsi="Brill"/>
+          <w:lang w:val="es-ES"/>
+        </w:rPr>
+        <w:t>veniesen</w:t>
+      </w:r>
+      <w:proofErr w:type="spellEnd"/>
+      <w:r>
+        <w:rPr>
+          <w:rFonts w:ascii="Brill" w:hAnsi="Brill"/>
           <w:lang w:val="es-ES"/>
         </w:rPr>
         <w:t xml:space="preserve"> a </w:t>
       </w:r>
-      <w:r>
-        <w:rPr>
-          <w:lang w:val="es-ES"/>
-        </w:rPr>
-        <w:t>E</w:t>
-      </w:r>
-      <w:r>
-        <w:rPr>
-          <w:lang w:val="es-ES"/>
-        </w:rPr>
-        <w:t xml:space="preserve">va </w:t>
-      </w:r>
-      <w:r>
-        <w:rPr>
-          <w:color w:val="FF0000"/>
-          <w:lang w:val="es-ES"/>
-        </w:rPr>
-        <w:t xml:space="preserve">17va </w:t>
-      </w:r>
-      <w:r>
-        <w:rPr>
-          <w:lang w:val="es-ES"/>
-        </w:rPr>
-        <w:t>que aquel nonbre qu</w:t>
-      </w:r>
-      <w:r>
-        <w:rPr>
-          <w:lang w:val="es-ES"/>
-        </w:rPr>
-        <w:t xml:space="preserve">e </w:t>
-      </w:r>
-      <w:r>
-        <w:rPr>
-          <w:lang w:val="es-ES"/>
-        </w:rPr>
-        <w:t xml:space="preserve">l solia </w:t>
-      </w:r>
-      <w:r>
-        <w:rPr>
-          <w:lang w:val="es-ES"/>
-        </w:rPr>
-        <w:t>llamar varona % por la qual razon que te ya dixe llamo la de alli adelantre muger que quiere tanto dezir como cosa que es lliviana</w:t>
-      </w:r>
-      <w:r>
-        <w:rPr>
-          <w:lang w:val="es-ES"/>
-        </w:rPr>
-        <w:t xml:space="preserve"> e muelle para pecar % e d esto te dare semejança de la cera % la cera es una cosa de las mas muelles que en todo el mundo ha e por eso qual figura y posieres tal figura saldra fecha bien asi fizo Eva que era cosa muelle para recebir en si lo que le el diabro consejava % e asi como lo ella en si recebio salio luego la figura fecha en dar lo a entender a Adan su marido por palabra e por continente que aquello era su voluntad que se feziese % pues cosa que tan muelle e tan liviana era non podia catar primero que cosa era aquello que le consejavan ante que lo </w:t>
-      </w:r>
-      <w:r>
-        <w:rPr>
-          <w:lang w:val="es-ES"/>
-        </w:rPr>
-        <w:t>consejase al a otro % e por esta razon non podia guardar a si nin a otrie % pues vayamos agora a la tercera generacion que</w:t>
-      </w:r>
-      <w:r>
-        <w:rPr>
-          <w:lang w:val="es-ES"/>
-        </w:rPr>
-        <w:t xml:space="preserve"> es de aquellos que pobro el mundo que nacen de padre e de madre % e estos son fijos de Adan e vienen del pecado de Adan % e por eso somos mas dados a pecado e a voluntad de la carne que a bona salvo aquellos en que la razon de la alma e el alunbramiento de dios vence a las maldades d este mundo % la quarta generacion es de Jesucristo fijo de la bien aventurada santa Maria % e quiero te luego </w:t>
-      </w:r>
-      <w:r>
-        <w:rPr>
-          <w:lang w:val="es-ES"/>
-        </w:rPr>
-        <w:t>fazer</w:t>
-      </w:r>
-      <w:r>
-        <w:rPr>
-          <w:lang w:val="es-ES"/>
-        </w:rPr>
-        <w:t xml:space="preserve"> en santa Maria su madre en </w:t>
-      </w:r>
-      <w:r>
-        <w:rPr>
-          <w:color w:val="FF0000"/>
-          <w:lang w:val="es-ES"/>
-        </w:rPr>
-        <w:t xml:space="preserve">17vb </w:t>
-      </w:r>
-      <w:r>
-        <w:rPr>
-          <w:lang w:val="es-ES"/>
-        </w:rPr>
-        <w:t xml:space="preserve">como guardo lo suyo en una pregunta que fizo quando el angel troxo la mandaderia del nuestro señor % en aquel lugar do ella le dixo como puede ser esto que yo non conozco a ningun varon % pues ya vez en esta palabra como se ella quiso guardar de mal precio a si misma e a la % casa del rey David % e d esto que le ella dixo dio a entender que non consentia % a menos de ver la razon derecha por do podiese ser aquello qu el dezia sin errar e sin mal estança de si mismo % e por tal muger como esta podrian llamar mas con derecho varona que non Eva ca esta lo era en bondat e </w:t>
-      </w:r>
-      <w:r>
-        <w:rPr>
-          <w:lang w:val="es-ES"/>
-        </w:rPr>
-        <w:lastRenderedPageBreak/>
-        <w:t xml:space="preserve">en seso e en cordura e bien lo podredes ver en esta demanda </w:t>
-      </w:r>
-      <w:r>
-        <w:rPr>
-          <w:lang w:val="es-ES"/>
-        </w:rPr>
-        <w:t xml:space="preserve">que nos </w:t>
-      </w:r>
-      <w:r>
-        <w:rPr>
-          <w:lang w:val="es-ES"/>
-        </w:rPr>
-        <w:t xml:space="preserve">deximos que ella fizo al angel quando dixo </w:t>
-      </w:r>
-      <w:r>
-        <w:rPr>
-          <w:color w:val="E97132" w:themeColor="accent2"/>
-          <w:lang w:val="es-ES"/>
-        </w:rPr>
-        <w:t>Q</w:t>
-      </w:r>
-      <w:r>
-        <w:rPr>
-          <w:color w:val="E97132" w:themeColor="accent2"/>
-          <w:lang w:val="es-ES"/>
-        </w:rPr>
-        <w:t>uomodo fies istud quoniam virum non cognosco</w:t>
-      </w:r>
-      <w:r>
-        <w:rPr>
-          <w:lang w:val="es-ES"/>
-        </w:rPr>
-        <w:t xml:space="preserve"> % respondio el angel </w:t>
-      </w:r>
-      <w:r>
-        <w:rPr>
-          <w:color w:val="E97132" w:themeColor="accent2"/>
-          <w:lang w:val="es-ES"/>
-        </w:rPr>
-        <w:t>E</w:t>
-      </w:r>
-      <w:r>
-        <w:rPr>
-          <w:color w:val="E97132" w:themeColor="accent2"/>
-          <w:lang w:val="es-ES"/>
-        </w:rPr>
-        <w:t>spiritus sanctos supervenied in te et virtus altisimi obumblabit tibi</w:t>
-      </w:r>
-      <w:r>
-        <w:rPr>
-          <w:lang w:val="es-ES"/>
-        </w:rPr>
-        <w:t xml:space="preserve"> que non como Eva quando el diabro le vieno dar aquel consejo non le quiso demandar que era aquel mal o el bien que le ende podia venir % e por tal razon como esta dizen quien pregunta non yerra % e veyendo el nuestro señor la bondat que avia en esta muger quiso la fazer su madre e nacio el d ella e esta fue la quarta generacion que fue </w:t>
-      </w:r>
-      <w:r>
-        <w:rPr>
-          <w:color w:val="FF0000"/>
-          <w:lang w:val="es-ES"/>
-        </w:rPr>
-        <w:t xml:space="preserve">19ra </w:t>
-      </w:r>
-      <w:r>
-        <w:rPr>
-          <w:lang w:val="es-ES"/>
-        </w:rPr>
-        <w:t xml:space="preserve">departida de las otras tres que te ya dixe de </w:t>
-      </w:r>
-      <w:r>
-        <w:rPr>
-          <w:lang w:val="es-ES"/>
-        </w:rPr>
-        <w:t>A</w:t>
-      </w:r>
-      <w:r>
-        <w:rPr>
-          <w:lang w:val="es-ES"/>
-        </w:rPr>
-        <w:t xml:space="preserve">dan que fue la primera e de Eva que fue la segunda e de los ombres que fue la tercera onde venimos % e quanto mal e quanto yerro ovo en las otras tres todo se cobro e se emendo por esta quarta generacion de la nacencia del salvador del mundo. % e este nonbre de salvador ovo el con muy gran derecho ca conpro nos e salvo nos por la su sangre preciosa que quiso que fuese </w:t>
-      </w:r>
-      <w:r>
-        <w:rPr>
-          <w:lang w:val="es-ES"/>
-        </w:rPr>
-        <w:t>espargida</w:t>
-      </w:r>
-      <w:r>
-        <w:rPr>
-          <w:lang w:val="es-ES"/>
-        </w:rPr>
-        <w:t xml:space="preserve"> por los nuestros pecados de los pecadores % e asi como el </w:t>
-      </w:r>
-      <w:r>
-        <w:rPr>
-          <w:lang w:val="es-ES"/>
-        </w:rPr>
-        <w:t>faga</w:t>
-      </w:r>
-      <w:r>
-        <w:rPr>
-          <w:lang w:val="es-ES"/>
-        </w:rPr>
-        <w:t xml:space="preserve"> en que pisan las huas se lava con el vino que d ellas sale asi se lavo todo el mundo por la sangre preciosa que salio del cuerpo del nuestro señor Jesucristo % e esto qu el fizo por nos fizo lo por tres cosas % la primera non se fallando bien de lo que a nos feziera % la segunda doliendo se de los que feziera e criara e non queriendo que </w:t>
-      </w:r>
-      <w:r>
-        <w:rPr>
-          <w:lang w:val="es-ES"/>
-        </w:rPr>
-        <w:t>veniesen</w:t>
-      </w:r>
-      <w:r>
-        <w:rPr>
-          <w:lang w:val="es-ES"/>
-        </w:rPr>
-        <w:t xml:space="preserve"> a perdicion para sienpre % lo tercero por mostrar el su poder e la su misericordia que tamaña era % e esto podredes dezir que fue gran misericordia como aquel en que nunca ovo manziella nin a de aver querer morir por los nuestros pecados</w:t>
+      <w:proofErr w:type="spellStart"/>
+      <w:r>
+        <w:rPr>
+          <w:rFonts w:ascii="Brill" w:hAnsi="Brill"/>
+          <w:lang w:val="es-ES"/>
+        </w:rPr>
+        <w:t>perdicion</w:t>
+      </w:r>
+      <w:proofErr w:type="spellEnd"/>
+      <w:r>
+        <w:rPr>
+          <w:rFonts w:ascii="Brill" w:hAnsi="Brill"/>
+          <w:lang w:val="es-ES"/>
+        </w:rPr>
+        <w:t xml:space="preserve"> para </w:t>
+      </w:r>
+      <w:proofErr w:type="spellStart"/>
+      <w:r>
+        <w:rPr>
+          <w:rFonts w:ascii="Brill" w:hAnsi="Brill"/>
+          <w:lang w:val="es-ES"/>
+        </w:rPr>
+        <w:t>sienpre</w:t>
+      </w:r>
+      <w:proofErr w:type="spellEnd"/>
+      <w:r>
+        <w:rPr>
+          <w:rFonts w:ascii="Brill" w:hAnsi="Brill"/>
+          <w:lang w:val="es-ES"/>
+        </w:rPr>
+        <w:t xml:space="preserve"> % lo tercero por mostrar el su poder e la su misericordia que tamaña era % e esto </w:t>
+      </w:r>
+      <w:proofErr w:type="spellStart"/>
+      <w:r>
+        <w:rPr>
+          <w:rFonts w:ascii="Brill" w:hAnsi="Brill"/>
+          <w:lang w:val="es-ES"/>
+        </w:rPr>
+        <w:t>podredes</w:t>
+      </w:r>
+      <w:proofErr w:type="spellEnd"/>
+      <w:r>
+        <w:rPr>
+          <w:rFonts w:ascii="Brill" w:hAnsi="Brill"/>
+          <w:lang w:val="es-ES"/>
+        </w:rPr>
+        <w:t xml:space="preserve"> dezir que fue gran misericordia como aquel en que nunca ovo </w:t>
+      </w:r>
+      <w:proofErr w:type="spellStart"/>
+      <w:r>
+        <w:rPr>
+          <w:rFonts w:ascii="Brill" w:hAnsi="Brill"/>
+          <w:lang w:val="es-ES"/>
+        </w:rPr>
+        <w:t>manziella</w:t>
+      </w:r>
+      <w:proofErr w:type="spellEnd"/>
+      <w:r>
+        <w:rPr>
+          <w:rFonts w:ascii="Brill" w:hAnsi="Brill"/>
+          <w:lang w:val="es-ES"/>
+        </w:rPr>
+        <w:t xml:space="preserve"> nin a de aver querer morir por los nuestros pecados</w:t>
       </w:r>
     </w:p>
     <w:sectPr>
@@ -361,7 +3185,7 @@
 </file>
 
 <file path=word/styles.xml><?xml version="1.0" encoding="utf-8"?>
-<w:styles xmlns:mc="http://schemas.openxmlformats.org/markup-compatibility/2006" xmlns:r="http://schemas.openxmlformats.org/officeDocument/2006/relationships" xmlns:w="http://schemas.openxmlformats.org/wordprocessingml/2006/main" xmlns:w14="http://schemas.microsoft.com/office/word/2010/wordml" xmlns:w15="http://schemas.microsoft.com/office/word/2012/wordml" xmlns:w16cex="http://schemas.microsoft.com/office/word/2018/wordml/cex" xmlns:w16cid="http://schemas.microsoft.com/office/word/2016/wordml/cid" xmlns:w16="http://schemas.microsoft.com/office/word/2018/wordml" xmlns:w16sdtdh="http://schemas.microsoft.com/office/word/2020/wordml/sdtdatahash" xmlns:w16se="http://schemas.microsoft.com/office/word/2015/wordml/symex" mc:Ignorable="w14 w15 w16se w16cid w16 w16cex w16sdtdh">
+<w:styles xmlns:mc="http://schemas.openxmlformats.org/markup-compatibility/2006" xmlns:r="http://schemas.openxmlformats.org/officeDocument/2006/relationships" xmlns:w="http://schemas.openxmlformats.org/wordprocessingml/2006/main" xmlns:w14="http://schemas.microsoft.com/office/word/2010/wordml" xmlns:w15="http://schemas.microsoft.com/office/word/2012/wordml" xmlns:w16cex="http://schemas.microsoft.com/office/word/2018/wordml/cex" xmlns:w16cid="http://schemas.microsoft.com/office/word/2016/wordml/cid" xmlns:w16="http://schemas.microsoft.com/office/word/2018/wordml" xmlns:w16du="http://schemas.microsoft.com/office/word/2023/wordml/word16du" xmlns:w16sdtdh="http://schemas.microsoft.com/office/word/2020/wordml/sdtdatahash" xmlns:w16sdtfl="http://schemas.microsoft.com/office/word/2024/wordml/sdtformatlock" xmlns:w16se="http://schemas.microsoft.com/office/word/2015/wordml/symex" mc:Ignorable="w14 w15 w16se w16cid w16 w16cex w16sdtdh w16sdtfl w16du">
   <w:docDefaults>
     <w:rPrDefault>
       <w:rPr>
